--- a/specifications/TMFC054-ProductTestManagement/Diagrams/TMFC054_Product_Test_Management.docx
+++ b/specifications/TMFC054-ProductTestManagement/Diagrams/TMFC054_Product_Test_Management.docx
@@ -210,428 +210,6 @@
         <w:t>eTOM Processes, SID Data Entities and Functional Framework Functions</w:t>
       </w:r>
     </w:p>
-    <w:p>
-      <w:pPr>
-        <w:pStyle w:val="Heading2"/>
-      </w:pPr>
-      <w:r>
-        <w:t>eTOM business activities</w:t>
-      </w:r>
-    </w:p>
-    <w:p>
-      <w:r>
-        <w:t>eTOM business activities this ODA Component is responsible for:</w:t>
-      </w:r>
-    </w:p>
-    <w:tbl>
-      <w:tblPr>
-        <w:tblStyle w:val="ScrollTableNormal"/>
-        <w:tblW w:type="auto" w:w="0"/>
-        <w:tblLayout w:type="autofit"/>
-        <w:tblLook w:val="04A0" w:firstRow="1" w:lastRow="0" w:firstColumn="0" w:lastColumn="0" w:noHBand="0" w:noVBand="1"/>
-        <w:tblBorders>
-          <w:top w:val="single" w:sz="4" w:space="0" w:color="999999"/>
-          <w:left w:val="single" w:sz="4" w:space="0" w:color="999999"/>
-          <w:bottom w:val="single" w:sz="4" w:space="0" w:color="999999"/>
-          <w:right w:val="single" w:sz="4" w:space="0" w:color="999999"/>
-          <w:insideH w:val="single" w:sz="4" w:space="0" w:color="999999"/>
-          <w:insideV w:val="single" w:sz="4" w:space="0" w:color="999999"/>
-        </w:tblBorders>
-      </w:tblPr>
-      <w:tblGrid>
-        <w:gridCol w:w="2124"/>
-        <w:gridCol w:w="2124"/>
-        <w:gridCol w:w="2124"/>
-        <w:gridCol w:w="2124"/>
-      </w:tblGrid>
-      <w:tr>
-        <w:trPr>
-          <w:tblHeader/>
-        </w:trPr>
-        <w:tc>
-          <w:tcPr>
-            <w:tcW w:type="dxa" w:w="1404"/>
-          </w:tcPr>
-          <w:p>
-            <w:r/>
-            <w:r>
-              <w:rPr>
-                <w:b/>
-              </w:rPr>
-              <w:t>Identifier</w:t>
-            </w:r>
-          </w:p>
-        </w:tc>
-        <w:tc>
-          <w:tcPr>
-            <w:tcW w:type="dxa" w:w="1123"/>
-          </w:tcPr>
-          <w:p>
-            <w:r/>
-            <w:r>
-              <w:rPr>
-                <w:b/>
-              </w:rPr>
-              <w:t>Level</w:t>
-            </w:r>
-          </w:p>
-        </w:tc>
-        <w:tc>
-          <w:tcPr>
-            <w:tcW w:type="dxa" w:w="3276"/>
-          </w:tcPr>
-          <w:p>
-            <w:r/>
-            <w:r>
-              <w:rPr>
-                <w:b/>
-              </w:rPr>
-              <w:t>Business Activity Name</w:t>
-            </w:r>
-          </w:p>
-        </w:tc>
-        <w:tc>
-          <w:tcPr>
-            <w:tcW w:type="dxa" w:w="3557"/>
-          </w:tcPr>
-          <w:p>
-            <w:r/>
-            <w:r>
-              <w:rPr>
-                <w:b/>
-              </w:rPr>
-              <w:t>Description</w:t>
-            </w:r>
-          </w:p>
-        </w:tc>
-      </w:tr>
-      <w:tr>
-        <w:tc>
-          <w:tcPr>
-            <w:tcW w:type="dxa" w:w="1404"/>
-          </w:tcPr>
-          <w:p>
-            <w:r/>
-            <w:r>
-              <w:t>1.2.1.5</w:t>
-            </w:r>
-          </w:p>
-        </w:tc>
-        <w:tc>
-          <w:tcPr>
-            <w:tcW w:type="dxa" w:w="1123"/>
-          </w:tcPr>
-          <w:p>
-            <w:r/>
-            <w:r>
-              <w:t>L3</w:t>
-            </w:r>
-          </w:p>
-        </w:tc>
-        <w:tc>
-          <w:tcPr>
-            <w:tcW w:type="dxa" w:w="3276"/>
-          </w:tcPr>
-          <w:p>
-            <w:r/>
-            <w:r>
-              <w:t>Product Test Strategy</w:t>
-            </w:r>
-          </w:p>
-        </w:tc>
-        <w:tc>
-          <w:tcPr>
-            <w:tcW w:type="dxa" w:w="3557"/>
-          </w:tcPr>
-          <w:p>
-            <w:r/>
-            <w:r>
-              <w:t>Product Test Strategy develops the strategies of the enterprise for Product Test. / This process is in charge of identifying types of Product Test to be conducted according to different context (i.e. business activities) for types of products. / The different context for Product Test are: / Product Specification Development &amp; Retirement to qualify the capacity to deliver Products before validating a new ProductSpecification, / Order Handling (Customer Order Orchestration) to test the Product before closing the CustomerOrderItem, / Product Performance Management to test Product performance, / Customer Problem Handling to test Product functioning, / Product Test Management to conduct tests not specific to a customer’s product.</w:t>
-            </w:r>
-          </w:p>
-        </w:tc>
-      </w:tr>
-      <w:tr>
-        <w:tc>
-          <w:tcPr>
-            <w:tcW w:type="dxa" w:w="1404"/>
-          </w:tcPr>
-          <w:p>
-            <w:r/>
-            <w:r>
-              <w:t>1.2.4.9</w:t>
-            </w:r>
-          </w:p>
-        </w:tc>
-        <w:tc>
-          <w:tcPr>
-            <w:tcW w:type="dxa" w:w="1123"/>
-          </w:tcPr>
-          <w:p>
-            <w:r/>
-            <w:r>
-              <w:t>L3</w:t>
-            </w:r>
-          </w:p>
-        </w:tc>
-        <w:tc>
-          <w:tcPr>
-            <w:tcW w:type="dxa" w:w="3276"/>
-          </w:tcPr>
-          <w:p>
-            <w:r/>
-            <w:r>
-              <w:t>Manage Product Test</w:t>
-            </w:r>
-          </w:p>
-        </w:tc>
-        <w:tc>
-          <w:tcPr>
-            <w:tcW w:type="dxa" w:w="3557"/>
-          </w:tcPr>
-          <w:p>
-            <w:r/>
-            <w:r>
-              <w:t>Manage Product Test processes manage the end-to-end execution of a test or test scenario for products not specific to a customer. Tests can be manual or automated. / Product Test Management processes rely on Service Test Management and Resource Test Management processes due to dependencies between product tests, service tests and resource tests. / Product Test Management includes: / - Identification of product tests needed according to fulfillment and assurance issues / - triggering of product tests in manual or automated mode / - Execution of product tests / - Verification of test authorization (role and context) and quota management / - Identification and prioritization of tests / - Setting up the test context and configuration / - Triggering appropriate service &amp; resource Tests / - Tests can be on-demand or planned according to specific needs / - Enrichment with service and resource tests results based on applicable product test rules / - Reporting of test results</w:t>
-            </w:r>
-          </w:p>
-        </w:tc>
-      </w:tr>
-      <w:tr>
-        <w:tc>
-          <w:tcPr>
-            <w:tcW w:type="dxa" w:w="1404"/>
-          </w:tcPr>
-          <w:p>
-            <w:r/>
-            <w:r>
-              <w:t>1.2.1</w:t>
-            </w:r>
-          </w:p>
-        </w:tc>
-        <w:tc>
-          <w:tcPr>
-            <w:tcW w:type="dxa" w:w="1123"/>
-          </w:tcPr>
-          <w:p>
-            <w:r/>
-            <w:r>
-              <w:t>L2</w:t>
-            </w:r>
-          </w:p>
-        </w:tc>
-        <w:tc>
-          <w:tcPr>
-            <w:tcW w:type="dxa" w:w="3276"/>
-          </w:tcPr>
-          <w:p>
-            <w:r/>
-            <w:r>
-              <w:t>Product Portfolio Strategy Management</w:t>
-            </w:r>
-          </w:p>
-        </w:tc>
-        <w:tc>
-          <w:tcPr>
-            <w:tcW w:type="dxa" w:w="3557"/>
-          </w:tcPr>
-          <w:p>
-            <w:r/>
-            <w:r>
-              <w:t>Product Portfolio Strategy Management includes activities to make decisions about products to develop, maintain, or phase out. It also has oversight on Product Allocation to maximize growth and profitability across the entire product portfolio, and individual Product Strategy to outline how a product will operate and support the business strategy and goals. Product Portfolio Strategy Management plans, supports development, and overseeing a product from concept to market release.</w:t>
-            </w:r>
-          </w:p>
-        </w:tc>
-      </w:tr>
-      <w:tr>
-        <w:tc>
-          <w:tcPr>
-            <w:tcW w:type="dxa" w:w="1404"/>
-          </w:tcPr>
-          <w:p>
-            <w:r/>
-            <w:r>
-              <w:t>1.2.4</w:t>
-            </w:r>
-          </w:p>
-        </w:tc>
-        <w:tc>
-          <w:tcPr>
-            <w:tcW w:type="dxa" w:w="1123"/>
-          </w:tcPr>
-          <w:p>
-            <w:r/>
-            <w:r>
-              <w:t>L2</w:t>
-            </w:r>
-          </w:p>
-        </w:tc>
-        <w:tc>
-          <w:tcPr>
-            <w:tcW w:type="dxa" w:w="3276"/>
-          </w:tcPr>
-          <w:p>
-            <w:r/>
-            <w:r>
-              <w:t>Product Support Management</w:t>
-            </w:r>
-          </w:p>
-        </w:tc>
-        <w:tc>
-          <w:tcPr>
-            <w:tcW w:type="dxa" w:w="3557"/>
-          </w:tcPr>
-          <w:p>
-            <w:r/>
-            <w:r>
-              <w:t>Product Support Management processes ensure the support capability is in place to allow the CRM Fulfillment, Assurance and Billing processes to operate effectively.</w:t>
-            </w:r>
-          </w:p>
-        </w:tc>
-      </w:tr>
-    </w:tbl>
-    <w:p/>
-    <w:p>
-      <w:pPr>
-        <w:pStyle w:val="Heading2"/>
-      </w:pPr>
-      <w:r>
-        <w:t>SID ABEs</w:t>
-      </w:r>
-    </w:p>
-    <w:p>
-      <w:r>
-        <w:t>SID ABEs this ODA Component is responsible for:</w:t>
-      </w:r>
-    </w:p>
-    <w:tbl>
-      <w:tblPr>
-        <w:tblStyle w:val="ScrollTableNormal"/>
-        <w:tblW w:type="auto" w:w="0"/>
-        <w:tblLayout w:type="autofit"/>
-        <w:tblLook w:val="04A0" w:firstRow="1" w:lastRow="0" w:firstColumn="0" w:lastColumn="0" w:noHBand="0" w:noVBand="1"/>
-        <w:tblBorders>
-          <w:top w:val="single" w:sz="4" w:space="0" w:color="999999"/>
-          <w:left w:val="single" w:sz="4" w:space="0" w:color="999999"/>
-          <w:bottom w:val="single" w:sz="4" w:space="0" w:color="999999"/>
-          <w:right w:val="single" w:sz="4" w:space="0" w:color="999999"/>
-          <w:insideH w:val="single" w:sz="4" w:space="0" w:color="999999"/>
-          <w:insideV w:val="single" w:sz="4" w:space="0" w:color="999999"/>
-        </w:tblBorders>
-      </w:tblPr>
-      <w:tblGrid>
-        <w:gridCol w:w="2124"/>
-        <w:gridCol w:w="2124"/>
-        <w:gridCol w:w="2124"/>
-        <w:gridCol w:w="2124"/>
-      </w:tblGrid>
-      <w:tr>
-        <w:trPr>
-          <w:tblHeader/>
-        </w:trPr>
-        <w:tc>
-          <w:tcPr>
-            <w:tcW w:type="dxa" w:w="1591"/>
-          </w:tcPr>
-          <w:p>
-            <w:r/>
-            <w:r>
-              <w:rPr>
-                <w:b/>
-              </w:rPr>
-              <w:t>SID ABE Level 1</w:t>
-            </w:r>
-          </w:p>
-        </w:tc>
-        <w:tc>
-          <w:tcPr>
-            <w:tcW w:type="dxa" w:w="2434"/>
-          </w:tcPr>
-          <w:p>
-            <w:r/>
-            <w:r>
-              <w:rPr>
-                <w:b/>
-              </w:rPr>
-              <w:t>SID ABE Level 2 (or set of BEs)</w:t>
-            </w:r>
-          </w:p>
-        </w:tc>
-        <w:tc>
-          <w:tcPr>
-            <w:tcW w:type="dxa" w:w="2995"/>
-          </w:tcPr>
-          <w:p>
-            <w:r/>
-            <w:r>
-              <w:rPr>
-                <w:b/>
-              </w:rPr>
-              <w:t>SID ABE L1 Definition</w:t>
-            </w:r>
-          </w:p>
-        </w:tc>
-        <w:tc>
-          <w:tcPr>
-            <w:tcW w:type="dxa" w:w="2340"/>
-          </w:tcPr>
-          <w:p>
-            <w:r/>
-            <w:r>
-              <w:rPr>
-                <w:b/>
-              </w:rPr>
-              <w:t>SID ABE L2 Definition</w:t>
-            </w:r>
-          </w:p>
-        </w:tc>
-      </w:tr>
-      <w:tr>
-        <w:tc>
-          <w:tcPr>
-            <w:tcW w:type="dxa" w:w="1591"/>
-          </w:tcPr>
-          <w:p>
-            <w:r/>
-            <w:r>
-              <w:t>Product Test</w:t>
-            </w:r>
-          </w:p>
-        </w:tc>
-        <w:tc>
-          <w:tcPr>
-            <w:tcW w:type="dxa" w:w="2434"/>
-          </w:tcPr>
-          <w:p>
-            <w:r/>
-            <w:r/>
-          </w:p>
-        </w:tc>
-        <w:tc>
-          <w:tcPr>
-            <w:tcW w:type="dxa" w:w="2995"/>
-          </w:tcPr>
-          <w:p>
-            <w:r/>
-            <w:r>
-              <w:t>Product Test ABE represents all information to specify tests that will be performed on Products as well as the results in measures being produced that reflect the functioning of the product under test.</w:t>
-            </w:r>
-          </w:p>
-        </w:tc>
-        <w:tc>
-          <w:tcPr>
-            <w:tcW w:type="dxa" w:w="2340"/>
-          </w:tcPr>
-          <w:p>
-            <w:r/>
-            <w:r>
-              <w:t>*(no description available)*</w:t>
-            </w:r>
-          </w:p>
-        </w:tc>
-      </w:tr>
-    </w:tbl>
-    <w:p/>
     <w:p>
       <w:pPr>
         <w:pStyle w:val="Heading2"/>
@@ -689,6 +267,428 @@
         <w:pStyle w:val="Heading2"/>
       </w:pPr>
       <w:r>
+        <w:t>eTOM business activities</w:t>
+      </w:r>
+    </w:p>
+    <w:p>
+      <w:r>
+        <w:t>eTOM business activities this ODA Component is responsible for:</w:t>
+      </w:r>
+    </w:p>
+    <w:tbl>
+      <w:tblPr>
+        <w:tblStyle w:val="ScrollTableNormal"/>
+        <w:tblW w:type="auto" w:w="0"/>
+        <w:tblLayout w:type="autofit"/>
+        <w:tblLook w:val="04A0" w:firstRow="1" w:lastRow="0" w:firstColumn="0" w:lastColumn="0" w:noHBand="0" w:noVBand="1"/>
+        <w:tblBorders>
+          <w:top w:val="single" w:sz="4" w:space="0" w:color="999999"/>
+          <w:left w:val="single" w:sz="4" w:space="0" w:color="999999"/>
+          <w:bottom w:val="single" w:sz="4" w:space="0" w:color="999999"/>
+          <w:right w:val="single" w:sz="4" w:space="0" w:color="999999"/>
+          <w:insideH w:val="single" w:sz="4" w:space="0" w:color="999999"/>
+          <w:insideV w:val="single" w:sz="4" w:space="0" w:color="999999"/>
+        </w:tblBorders>
+      </w:tblPr>
+      <w:tblGrid>
+        <w:gridCol w:w="2124"/>
+        <w:gridCol w:w="2124"/>
+        <w:gridCol w:w="2124"/>
+        <w:gridCol w:w="2124"/>
+      </w:tblGrid>
+      <w:tr>
+        <w:trPr>
+          <w:tblHeader/>
+        </w:trPr>
+        <w:tc>
+          <w:tcPr>
+            <w:tcW w:type="dxa" w:w="1404"/>
+          </w:tcPr>
+          <w:p>
+            <w:r/>
+            <w:r>
+              <w:rPr>
+                <w:b/>
+              </w:rPr>
+              <w:t>Identifier</w:t>
+            </w:r>
+          </w:p>
+        </w:tc>
+        <w:tc>
+          <w:tcPr>
+            <w:tcW w:type="dxa" w:w="1123"/>
+          </w:tcPr>
+          <w:p>
+            <w:r/>
+            <w:r>
+              <w:rPr>
+                <w:b/>
+              </w:rPr>
+              <w:t>Level</w:t>
+            </w:r>
+          </w:p>
+        </w:tc>
+        <w:tc>
+          <w:tcPr>
+            <w:tcW w:type="dxa" w:w="3276"/>
+          </w:tcPr>
+          <w:p>
+            <w:r/>
+            <w:r>
+              <w:rPr>
+                <w:b/>
+              </w:rPr>
+              <w:t>Business Activity Name</w:t>
+            </w:r>
+          </w:p>
+        </w:tc>
+        <w:tc>
+          <w:tcPr>
+            <w:tcW w:type="dxa" w:w="3557"/>
+          </w:tcPr>
+          <w:p>
+            <w:r/>
+            <w:r>
+              <w:rPr>
+                <w:b/>
+              </w:rPr>
+              <w:t>Description</w:t>
+            </w:r>
+          </w:p>
+        </w:tc>
+      </w:tr>
+      <w:tr>
+        <w:tc>
+          <w:tcPr>
+            <w:tcW w:type="dxa" w:w="1404"/>
+          </w:tcPr>
+          <w:p>
+            <w:r/>
+            <w:r>
+              <w:t>1.2.1.5</w:t>
+            </w:r>
+          </w:p>
+        </w:tc>
+        <w:tc>
+          <w:tcPr>
+            <w:tcW w:type="dxa" w:w="1123"/>
+          </w:tcPr>
+          <w:p>
+            <w:r/>
+            <w:r>
+              <w:t>L3</w:t>
+            </w:r>
+          </w:p>
+        </w:tc>
+        <w:tc>
+          <w:tcPr>
+            <w:tcW w:type="dxa" w:w="3276"/>
+          </w:tcPr>
+          <w:p>
+            <w:r/>
+            <w:r>
+              <w:t>Product Test Strategy</w:t>
+            </w:r>
+          </w:p>
+        </w:tc>
+        <w:tc>
+          <w:tcPr>
+            <w:tcW w:type="dxa" w:w="3557"/>
+          </w:tcPr>
+          <w:p>
+            <w:r/>
+            <w:r>
+              <w:t>Product Test Strategy develops the strategies of the enterprise for Product Test. / This process is in charge of identifying types of Product Test to be conducted according to different context (i.e. business activities) for types of products. / The different context for Product Test are: / Product Specification Development &amp; Retirement to qualify the capacity to deliver Products before validating a new ProductSpecification, / Order Handling (Customer Order Orchestration) to test the Product before closing the CustomerOrderItem, / Product Performance Management to test Product performance, / Customer Problem Handling to test Product functioning, / Product Test Management to conduct tests not specific to a customer’s product.</w:t>
+            </w:r>
+          </w:p>
+        </w:tc>
+      </w:tr>
+      <w:tr>
+        <w:tc>
+          <w:tcPr>
+            <w:tcW w:type="dxa" w:w="1404"/>
+          </w:tcPr>
+          <w:p>
+            <w:r/>
+            <w:r>
+              <w:t>1.2.4.9</w:t>
+            </w:r>
+          </w:p>
+        </w:tc>
+        <w:tc>
+          <w:tcPr>
+            <w:tcW w:type="dxa" w:w="1123"/>
+          </w:tcPr>
+          <w:p>
+            <w:r/>
+            <w:r>
+              <w:t>L3</w:t>
+            </w:r>
+          </w:p>
+        </w:tc>
+        <w:tc>
+          <w:tcPr>
+            <w:tcW w:type="dxa" w:w="3276"/>
+          </w:tcPr>
+          <w:p>
+            <w:r/>
+            <w:r>
+              <w:t>Manage Product Test</w:t>
+            </w:r>
+          </w:p>
+        </w:tc>
+        <w:tc>
+          <w:tcPr>
+            <w:tcW w:type="dxa" w:w="3557"/>
+          </w:tcPr>
+          <w:p>
+            <w:r/>
+            <w:r>
+              <w:t>Manage Product Test processes manage the end-to-end execution of a test or test scenario for products not specific to a customer. Tests can be manual or automated. / Product Test Management processes rely on Service Test Management and Resource Test Management processes due to dependencies between product tests, service tests and resource tests. / Product Test Management includes: / - Identification of product tests needed according to fulfillment and assurance issues / - triggering of product tests in manual or automated mode / - Execution of product tests / - Verification of test authorization (role and context) and quota management / - Identification and prioritization of tests / - Setting up the test context and configuration / - Triggering appropriate service &amp; resource Tests / - Tests can be on-demand or planned according to specific needs / - Enrichment with service and resource tests results based on applicable product test rules / - Reporting of test results</w:t>
+            </w:r>
+          </w:p>
+        </w:tc>
+      </w:tr>
+      <w:tr>
+        <w:tc>
+          <w:tcPr>
+            <w:tcW w:type="dxa" w:w="1404"/>
+          </w:tcPr>
+          <w:p>
+            <w:r/>
+            <w:r>
+              <w:t>1.2.1</w:t>
+            </w:r>
+          </w:p>
+        </w:tc>
+        <w:tc>
+          <w:tcPr>
+            <w:tcW w:type="dxa" w:w="1123"/>
+          </w:tcPr>
+          <w:p>
+            <w:r/>
+            <w:r>
+              <w:t>L2</w:t>
+            </w:r>
+          </w:p>
+        </w:tc>
+        <w:tc>
+          <w:tcPr>
+            <w:tcW w:type="dxa" w:w="3276"/>
+          </w:tcPr>
+          <w:p>
+            <w:r/>
+            <w:r>
+              <w:t>Product Portfolio Strategy Management</w:t>
+            </w:r>
+          </w:p>
+        </w:tc>
+        <w:tc>
+          <w:tcPr>
+            <w:tcW w:type="dxa" w:w="3557"/>
+          </w:tcPr>
+          <w:p>
+            <w:r/>
+            <w:r>
+              <w:t>Product Portfolio Strategy Management includes activities to make decisions about products to develop, maintain, or phase out. It also has oversight on Product Allocation to maximize growth and profitability across the entire product portfolio, and individual Product Strategy to outline how a product will operate and support the business strategy and goals. Product Portfolio Strategy Management plans, supports development, and overseeing a product from concept to market release.</w:t>
+            </w:r>
+          </w:p>
+        </w:tc>
+      </w:tr>
+      <w:tr>
+        <w:tc>
+          <w:tcPr>
+            <w:tcW w:type="dxa" w:w="1404"/>
+          </w:tcPr>
+          <w:p>
+            <w:r/>
+            <w:r>
+              <w:t>1.2.4</w:t>
+            </w:r>
+          </w:p>
+        </w:tc>
+        <w:tc>
+          <w:tcPr>
+            <w:tcW w:type="dxa" w:w="1123"/>
+          </w:tcPr>
+          <w:p>
+            <w:r/>
+            <w:r>
+              <w:t>L2</w:t>
+            </w:r>
+          </w:p>
+        </w:tc>
+        <w:tc>
+          <w:tcPr>
+            <w:tcW w:type="dxa" w:w="3276"/>
+          </w:tcPr>
+          <w:p>
+            <w:r/>
+            <w:r>
+              <w:t>Product Support Management</w:t>
+            </w:r>
+          </w:p>
+        </w:tc>
+        <w:tc>
+          <w:tcPr>
+            <w:tcW w:type="dxa" w:w="3557"/>
+          </w:tcPr>
+          <w:p>
+            <w:r/>
+            <w:r>
+              <w:t>Product Support Management processes ensure the support capability is in place to allow the CRM Fulfillment, Assurance and Billing processes to operate effectively.</w:t>
+            </w:r>
+          </w:p>
+        </w:tc>
+      </w:tr>
+    </w:tbl>
+    <w:p/>
+    <w:p>
+      <w:pPr>
+        <w:pStyle w:val="Heading2"/>
+      </w:pPr>
+      <w:r>
+        <w:t>SID ABEs</w:t>
+      </w:r>
+    </w:p>
+    <w:p>
+      <w:r>
+        <w:t>SID ABEs this ODA Component is responsible for:</w:t>
+      </w:r>
+    </w:p>
+    <w:tbl>
+      <w:tblPr>
+        <w:tblStyle w:val="ScrollTableNormal"/>
+        <w:tblW w:type="auto" w:w="0"/>
+        <w:tblLayout w:type="autofit"/>
+        <w:tblLook w:val="04A0" w:firstRow="1" w:lastRow="0" w:firstColumn="0" w:lastColumn="0" w:noHBand="0" w:noVBand="1"/>
+        <w:tblBorders>
+          <w:top w:val="single" w:sz="4" w:space="0" w:color="999999"/>
+          <w:left w:val="single" w:sz="4" w:space="0" w:color="999999"/>
+          <w:bottom w:val="single" w:sz="4" w:space="0" w:color="999999"/>
+          <w:right w:val="single" w:sz="4" w:space="0" w:color="999999"/>
+          <w:insideH w:val="single" w:sz="4" w:space="0" w:color="999999"/>
+          <w:insideV w:val="single" w:sz="4" w:space="0" w:color="999999"/>
+        </w:tblBorders>
+      </w:tblPr>
+      <w:tblGrid>
+        <w:gridCol w:w="2124"/>
+        <w:gridCol w:w="2124"/>
+        <w:gridCol w:w="2124"/>
+        <w:gridCol w:w="2124"/>
+      </w:tblGrid>
+      <w:tr>
+        <w:trPr>
+          <w:tblHeader/>
+        </w:trPr>
+        <w:tc>
+          <w:tcPr>
+            <w:tcW w:type="dxa" w:w="1498"/>
+          </w:tcPr>
+          <w:p>
+            <w:r/>
+            <w:r>
+              <w:rPr>
+                <w:b/>
+              </w:rPr>
+              <w:t>SID ABE L1</w:t>
+            </w:r>
+          </w:p>
+        </w:tc>
+        <w:tc>
+          <w:tcPr>
+            <w:tcW w:type="dxa" w:w="3182"/>
+          </w:tcPr>
+          <w:p>
+            <w:r/>
+            <w:r>
+              <w:rPr>
+                <w:b/>
+              </w:rPr>
+              <w:t>SID ABE L1 Definition</w:t>
+            </w:r>
+          </w:p>
+        </w:tc>
+        <w:tc>
+          <w:tcPr>
+            <w:tcW w:type="dxa" w:w="2340"/>
+          </w:tcPr>
+          <w:p>
+            <w:r/>
+            <w:r>
+              <w:rPr>
+                <w:b/>
+              </w:rPr>
+              <w:t>SID ABE L2 (or set of BEs)</w:t>
+            </w:r>
+          </w:p>
+        </w:tc>
+        <w:tc>
+          <w:tcPr>
+            <w:tcW w:type="dxa" w:w="2340"/>
+          </w:tcPr>
+          <w:p>
+            <w:r/>
+            <w:r>
+              <w:rPr>
+                <w:b/>
+              </w:rPr>
+              <w:t>SID ABE L2 Definition</w:t>
+            </w:r>
+          </w:p>
+        </w:tc>
+      </w:tr>
+      <w:tr>
+        <w:tc>
+          <w:tcPr>
+            <w:tcW w:type="dxa" w:w="1498"/>
+          </w:tcPr>
+          <w:p>
+            <w:r/>
+            <w:r>
+              <w:t>Product Test</w:t>
+            </w:r>
+          </w:p>
+        </w:tc>
+        <w:tc>
+          <w:tcPr>
+            <w:tcW w:type="dxa" w:w="3182"/>
+          </w:tcPr>
+          <w:p>
+            <w:r/>
+            <w:r>
+              <w:t>Product Test ABE represents all information to specify tests that will be performed on Products as well as the results in measures being produced that reflect the functioning of the product under test.</w:t>
+            </w:r>
+          </w:p>
+        </w:tc>
+        <w:tc>
+          <w:tcPr>
+            <w:tcW w:type="dxa" w:w="2340"/>
+          </w:tcPr>
+          <w:p>
+            <w:r/>
+            <w:r/>
+          </w:p>
+        </w:tc>
+        <w:tc>
+          <w:tcPr>
+            <w:tcW w:type="dxa" w:w="2340"/>
+          </w:tcPr>
+          <w:p>
+            <w:r/>
+            <w:r>
+              <w:t>*(no description available)*</w:t>
+            </w:r>
+          </w:p>
+        </w:tc>
+      </w:tr>
+    </w:tbl>
+    <w:p/>
+    <w:p>
+      <w:pPr>
+        <w:pStyle w:val="Heading2"/>
+      </w:pPr>
+      <w:r>
         <w:t>Functional Framework Functions</w:t>
       </w:r>
     </w:p>
@@ -756,20 +756,6 @@
               <w:rPr>
                 <w:b/>
               </w:rPr>
-              <w:t>Function Description</w:t>
-            </w:r>
-          </w:p>
-        </w:tc>
-        <w:tc>
-          <w:tcPr>
-            <w:tcW w:type="dxa" w:w="2153"/>
-          </w:tcPr>
-          <w:p>
-            <w:r/>
-            <w:r>
-              <w:rPr>
-                <w:b/>
-              </w:rPr>
               <w:t>Aggregate Function Level 1</w:t>
             </w:r>
           </w:p>
@@ -788,6 +774,20 @@
             </w:r>
           </w:p>
         </w:tc>
+        <w:tc>
+          <w:tcPr>
+            <w:tcW w:type="dxa" w:w="2153"/>
+          </w:tcPr>
+          <w:p>
+            <w:r/>
+            <w:r>
+              <w:rPr>
+                <w:b/>
+              </w:rPr>
+              <w:t>Function Description</w:t>
+            </w:r>
+          </w:p>
+        </w:tc>
       </w:tr>
       <w:tr>
         <w:tc>
@@ -819,29 +819,29 @@
           <w:p>
             <w:r/>
             <w:r>
+              <w:t>Product Specification &amp; Offering Management</w:t>
+            </w:r>
+          </w:p>
+        </w:tc>
+        <w:tc>
+          <w:tcPr>
+            <w:tcW w:type="dxa" w:w="2059"/>
+          </w:tcPr>
+          <w:p>
+            <w:r/>
+            <w:r>
+              <w:t>Product Test Specification Development</w:t>
+            </w:r>
+          </w:p>
+        </w:tc>
+        <w:tc>
+          <w:tcPr>
+            <w:tcW w:type="dxa" w:w="2153"/>
+          </w:tcPr>
+          <w:p>
+            <w:r/>
+            <w:r>
               <w:t>Product Test Specification Design is in charge of designing Product Test Specification. It includes: / Defining the Product Test Specification, depending on the atomic product specification, based on a Service Test Specification or directly a Resource Test Specification (for example for a resource like a box, a STB) / Managing product test capabilities: the underlying service or resource tests used to define the product test have limitation that must be taken into account. Additional limitations can be enforced at the product level especially for the self-tests for the users / Managing initiator authorization: some tests are restricted to some user roles (internal or external) so the authorization are defined at the Product Test Strategy and Policy Management.</w:t>
-            </w:r>
-          </w:p>
-        </w:tc>
-        <w:tc>
-          <w:tcPr>
-            <w:tcW w:type="dxa" w:w="2153"/>
-          </w:tcPr>
-          <w:p>
-            <w:r/>
-            <w:r>
-              <w:t>Product Specification &amp; Offering Management</w:t>
-            </w:r>
-          </w:p>
-        </w:tc>
-        <w:tc>
-          <w:tcPr>
-            <w:tcW w:type="dxa" w:w="2059"/>
-          </w:tcPr>
-          <w:p>
-            <w:r/>
-            <w:r>
-              <w:t>Product Test Specification Development</w:t>
             </w:r>
           </w:p>
         </w:tc>
@@ -876,29 +876,29 @@
           <w:p>
             <w:r/>
             <w:r>
+              <w:t>Product Specification &amp; Offering Management</w:t>
+            </w:r>
+          </w:p>
+        </w:tc>
+        <w:tc>
+          <w:tcPr>
+            <w:tcW w:type="dxa" w:w="2059"/>
+          </w:tcPr>
+          <w:p>
+            <w:r/>
+            <w:r>
+              <w:t>Product Test Specification Development</w:t>
+            </w:r>
+          </w:p>
+        </w:tc>
+        <w:tc>
+          <w:tcPr>
+            <w:tcW w:type="dxa" w:w="2153"/>
+          </w:tcPr>
+          <w:p>
+            <w:r/>
+            <w:r>
               <w:t>Product Test Configuration Design Function specifies Test rules defining the strategies for setting up test configuration that are necessary for executing the service or resource test on which the product test is based.</w:t>
-            </w:r>
-          </w:p>
-        </w:tc>
-        <w:tc>
-          <w:tcPr>
-            <w:tcW w:type="dxa" w:w="2153"/>
-          </w:tcPr>
-          <w:p>
-            <w:r/>
-            <w:r>
-              <w:t>Product Specification &amp; Offering Management</w:t>
-            </w:r>
-          </w:p>
-        </w:tc>
-        <w:tc>
-          <w:tcPr>
-            <w:tcW w:type="dxa" w:w="2059"/>
-          </w:tcPr>
-          <w:p>
-            <w:r/>
-            <w:r>
-              <w:t>Product Test Specification Development</w:t>
             </w:r>
           </w:p>
         </w:tc>
@@ -933,29 +933,29 @@
           <w:p>
             <w:r/>
             <w:r>
+              <w:t>Product Specification &amp; Offering Management</w:t>
+            </w:r>
+          </w:p>
+        </w:tc>
+        <w:tc>
+          <w:tcPr>
+            <w:tcW w:type="dxa" w:w="2059"/>
+          </w:tcPr>
+          <w:p>
+            <w:r/>
+            <w:r>
+              <w:t>Product Test Specification Development</w:t>
+            </w:r>
+          </w:p>
+        </w:tc>
+        <w:tc>
+          <w:tcPr>
+            <w:tcW w:type="dxa" w:w="2153"/>
+          </w:tcPr>
+          <w:p>
+            <w:r/>
+            <w:r>
               <w:t>Product Test Restitution Design Function specifies Test rules defining the restitution of the result depending on test execution context. / For example: a test result of ok/not ok can be enough for a user whereas customer care may require more details in the result of the test.</w:t>
-            </w:r>
-          </w:p>
-        </w:tc>
-        <w:tc>
-          <w:tcPr>
-            <w:tcW w:type="dxa" w:w="2153"/>
-          </w:tcPr>
-          <w:p>
-            <w:r/>
-            <w:r>
-              <w:t>Product Specification &amp; Offering Management</w:t>
-            </w:r>
-          </w:p>
-        </w:tc>
-        <w:tc>
-          <w:tcPr>
-            <w:tcW w:type="dxa" w:w="2059"/>
-          </w:tcPr>
-          <w:p>
-            <w:r/>
-            <w:r>
-              <w:t>Product Test Specification Development</w:t>
             </w:r>
           </w:p>
         </w:tc>
@@ -990,29 +990,29 @@
           <w:p>
             <w:r/>
             <w:r>
+              <w:t>Product Test Management</w:t>
+            </w:r>
+          </w:p>
+        </w:tc>
+        <w:tc>
+          <w:tcPr>
+            <w:tcW w:type="dxa" w:w="2059"/>
+          </w:tcPr>
+          <w:p>
+            <w:r/>
+            <w:r>
+              <w:t>End to End Product Test Execution</w:t>
+            </w:r>
+          </w:p>
+        </w:tc>
+        <w:tc>
+          <w:tcPr>
+            <w:tcW w:type="dxa" w:w="2153"/>
+          </w:tcPr>
+          <w:p>
+            <w:r/>
+            <w:r>
               <w:t>Product Test Authorization Check Function verifies test authorization and quota management: product test execution checks.</w:t>
-            </w:r>
-          </w:p>
-        </w:tc>
-        <w:tc>
-          <w:tcPr>
-            <w:tcW w:type="dxa" w:w="2153"/>
-          </w:tcPr>
-          <w:p>
-            <w:r/>
-            <w:r>
-              <w:t>Product Test Management</w:t>
-            </w:r>
-          </w:p>
-        </w:tc>
-        <w:tc>
-          <w:tcPr>
-            <w:tcW w:type="dxa" w:w="2059"/>
-          </w:tcPr>
-          <w:p>
-            <w:r/>
-            <w:r>
-              <w:t>End to End Product Test Execution</w:t>
             </w:r>
           </w:p>
         </w:tc>
@@ -1047,29 +1047,29 @@
           <w:p>
             <w:r/>
             <w:r>
+              <w:t>Product Test Management</w:t>
+            </w:r>
+          </w:p>
+        </w:tc>
+        <w:tc>
+          <w:tcPr>
+            <w:tcW w:type="dxa" w:w="2059"/>
+          </w:tcPr>
+          <w:p>
+            <w:r/>
+            <w:r>
+              <w:t>End to End Product Test Execution</w:t>
+            </w:r>
+          </w:p>
+        </w:tc>
+        <w:tc>
+          <w:tcPr>
+            <w:tcW w:type="dxa" w:w="2153"/>
+          </w:tcPr>
+          <w:p>
+            <w:r/>
+            <w:r>
               <w:t>Product Test Execution Function includes: / Carrying out test priority: for example, the priority of a self-care test for a user is higher than a back-office test / Retrieval of appropriate inventory data and setting up the test context and configuration / Test execution with access to the various data required to perform product testing / A product test main actions will be to trigger service or resource tests depending on the product composition / Data collected during product test can be inventory data (for example in IS inventory) or data coming from service or resource tests / Test execution produces a test result that may contain a raw result and an enrichment of this result depending on the product test definition and associated rules. / For example: for an access product test the raw result can be the associated bandwidth and an enrichment can be done depending on the user access type (fiber, xdsl) to evaluate if the result is suitable or not.</w:t>
-            </w:r>
-          </w:p>
-        </w:tc>
-        <w:tc>
-          <w:tcPr>
-            <w:tcW w:type="dxa" w:w="2153"/>
-          </w:tcPr>
-          <w:p>
-            <w:r/>
-            <w:r>
-              <w:t>Product Test Management</w:t>
-            </w:r>
-          </w:p>
-        </w:tc>
-        <w:tc>
-          <w:tcPr>
-            <w:tcW w:type="dxa" w:w="2059"/>
-          </w:tcPr>
-          <w:p>
-            <w:r/>
-            <w:r>
-              <w:t>End to End Product Test Execution</w:t>
             </w:r>
           </w:p>
         </w:tc>
@@ -1104,29 +1104,29 @@
           <w:p>
             <w:r/>
             <w:r>
+              <w:t>Product Test Management</w:t>
+            </w:r>
+          </w:p>
+        </w:tc>
+        <w:tc>
+          <w:tcPr>
+            <w:tcW w:type="dxa" w:w="2059"/>
+          </w:tcPr>
+          <w:p>
+            <w:r/>
+            <w:r>
+              <w:t>End to End Product Test Execution</w:t>
+            </w:r>
+          </w:p>
+        </w:tc>
+        <w:tc>
+          <w:tcPr>
+            <w:tcW w:type="dxa" w:w="2153"/>
+          </w:tcPr>
+          <w:p>
+            <w:r/>
+            <w:r>
               <w:t>Product Test Reporting Function includes: / Test results restitution: the restitution of the raw test results may depend on the test execution context data. / - For the same test, depending on the initiator, the result restitution can be more or less detailed. The user/customer needs less technical details in self-care whereas customer care needs more and more details with higher care level. / - However test result restitution levels must always be mutually consistent through all the execution context. / Test results long term logging for offline data analyses. These analyses are done outside of Product Test Management. / Possible reporting of test results back to the initiator of the test.</w:t>
-            </w:r>
-          </w:p>
-        </w:tc>
-        <w:tc>
-          <w:tcPr>
-            <w:tcW w:type="dxa" w:w="2153"/>
-          </w:tcPr>
-          <w:p>
-            <w:r/>
-            <w:r>
-              <w:t>Product Test Management</w:t>
-            </w:r>
-          </w:p>
-        </w:tc>
-        <w:tc>
-          <w:tcPr>
-            <w:tcW w:type="dxa" w:w="2059"/>
-          </w:tcPr>
-          <w:p>
-            <w:r/>
-            <w:r>
-              <w:t>End to End Product Test Execution</w:t>
             </w:r>
           </w:p>
         </w:tc>
@@ -1267,7 +1267,7 @@
         </w:tc>
         <w:tc>
           <w:tcPr>
-            <w:tcW w:type="dxa" w:w="2059"/>
+            <w:tcW w:type="dxa" w:w="1498"/>
           </w:tcPr>
           <w:p>
             <w:r/>
@@ -1281,7 +1281,7 @@
         </w:tc>
         <w:tc>
           <w:tcPr>
-            <w:tcW w:type="dxa" w:w="1778"/>
+            <w:tcW w:type="dxa" w:w="1591"/>
           </w:tcPr>
           <w:p>
             <w:r/>
@@ -1295,7 +1295,7 @@
         </w:tc>
         <w:tc>
           <w:tcPr>
-            <w:tcW w:type="dxa" w:w="1310"/>
+            <w:tcW w:type="dxa" w:w="1217"/>
           </w:tcPr>
           <w:p>
             <w:r/>
@@ -1309,7 +1309,7 @@
         </w:tc>
         <w:tc>
           <w:tcPr>
-            <w:tcW w:type="dxa" w:w="1966"/>
+            <w:tcW w:type="dxa" w:w="1778"/>
           </w:tcPr>
           <w:p>
             <w:r/>
@@ -1323,7 +1323,7 @@
         </w:tc>
         <w:tc>
           <w:tcPr>
-            <w:tcW w:type="dxa" w:w="1217"/>
+            <w:tcW w:type="dxa" w:w="2246"/>
           </w:tcPr>
           <w:p>
             <w:r/>
@@ -1350,12 +1350,34 @@
         </w:tc>
         <w:tc>
           <w:tcPr>
-            <w:tcW w:type="dxa" w:w="2059"/>
-          </w:tcPr>
-          <w:p>
-            <w:r/>
-            <w:r>
-              <w:t>Product Test Management API</w:t>
+            <w:tcW w:type="dxa" w:w="1498"/>
+          </w:tcPr>
+          <w:p>
+            <w:r/>
+            <w:r>
+              <w:t>UNRESOLVED-TMF769</w:t>
+            </w:r>
+          </w:p>
+        </w:tc>
+        <w:tc>
+          <w:tcPr>
+            <w:tcW w:type="dxa" w:w="1591"/>
+          </w:tcPr>
+          <w:p>
+            <w:r/>
+            <w:r>
+              <w:t>Mandatory</w:t>
+            </w:r>
+          </w:p>
+        </w:tc>
+        <w:tc>
+          <w:tcPr>
+            <w:tcW w:type="dxa" w:w="1217"/>
+          </w:tcPr>
+          <w:p>
+            <w:r/>
+            <w:r>
+              <w:t>5</w:t>
             </w:r>
           </w:p>
         </w:tc>
@@ -1366,70 +1388,18 @@
           <w:p>
             <w:r/>
             <w:r>
-              <w:t>Mandatory</w:t>
-            </w:r>
-          </w:p>
-        </w:tc>
-        <w:tc>
-          <w:tcPr>
-            <w:tcW w:type="dxa" w:w="1310"/>
-          </w:tcPr>
-          <w:p>
-            <w:r/>
-            <w:r>
-              <w:t>5</w:t>
-            </w:r>
-          </w:p>
-        </w:tc>
-        <w:tc>
-          <w:tcPr>
-            <w:tcW w:type="dxa" w:w="1966"/>
-          </w:tcPr>
-          <w:p>
-            <w:r/>
-            <w:r>
               <w:t>productTestSpecification</w:t>
             </w:r>
-            <w:r>
-              <w:br/>
-            </w:r>
-            <w:r>
-              <w:t>productTest</w:t>
-            </w:r>
-          </w:p>
-        </w:tc>
-        <w:tc>
-          <w:tcPr>
-            <w:tcW w:type="dxa" w:w="1217"/>
-          </w:tcPr>
-          <w:p>
-            <w:r/>
-            <w:r>
-              <w:t>GET</w:t>
-            </w:r>
-            <w:r>
-              <w:br/>
-            </w:r>
-            <w:r>
-              <w:t>GET /id</w:t>
-            </w:r>
-            <w:r>
-              <w:br/>
-            </w:r>
-            <w:r>
-              <w:t>POST</w:t>
-            </w:r>
-            <w:r>
-              <w:br/>
-            </w:r>
-            <w:r>
-              <w:t>PATCH</w:t>
-            </w:r>
-            <w:r>
-              <w:br/>
-            </w:r>
-            <w:r>
-              <w:t>DELETE</w:t>
+          </w:p>
+        </w:tc>
+        <w:tc>
+          <w:tcPr>
+            <w:tcW w:type="dxa" w:w="2246"/>
+          </w:tcPr>
+          <w:p>
+            <w:r/>
+            <w:r>
+              <w:t>GET, GET /id, POST, PATCH, DELETE</w:t>
             </w:r>
           </w:p>
         </w:tc>
@@ -1442,18 +1412,108 @@
           <w:p>
             <w:r/>
             <w:r>
+              <w:t>TMF769</w:t>
+            </w:r>
+          </w:p>
+        </w:tc>
+        <w:tc>
+          <w:tcPr>
+            <w:tcW w:type="dxa" w:w="1498"/>
+          </w:tcPr>
+          <w:p>
+            <w:r/>
+            <w:r>
+              <w:t>UNRESOLVED-TMF769</w:t>
+            </w:r>
+          </w:p>
+        </w:tc>
+        <w:tc>
+          <w:tcPr>
+            <w:tcW w:type="dxa" w:w="1591"/>
+          </w:tcPr>
+          <w:p>
+            <w:r/>
+            <w:r>
+              <w:t>Mandatory</w:t>
+            </w:r>
+          </w:p>
+        </w:tc>
+        <w:tc>
+          <w:tcPr>
+            <w:tcW w:type="dxa" w:w="1217"/>
+          </w:tcPr>
+          <w:p>
+            <w:r/>
+            <w:r>
+              <w:t>5</w:t>
+            </w:r>
+          </w:p>
+        </w:tc>
+        <w:tc>
+          <w:tcPr>
+            <w:tcW w:type="dxa" w:w="1778"/>
+          </w:tcPr>
+          <w:p>
+            <w:r/>
+            <w:r>
+              <w:t>productTest</w:t>
+            </w:r>
+          </w:p>
+        </w:tc>
+        <w:tc>
+          <w:tcPr>
+            <w:tcW w:type="dxa" w:w="2246"/>
+          </w:tcPr>
+          <w:p>
+            <w:r/>
+            <w:r>
+              <w:t>GET, GET /id, POST, PATCH, DELETE</w:t>
+            </w:r>
+          </w:p>
+        </w:tc>
+      </w:tr>
+      <w:tr>
+        <w:tc>
+          <w:tcPr>
+            <w:tcW w:type="dxa" w:w="1030"/>
+          </w:tcPr>
+          <w:p>
+            <w:r/>
+            <w:r>
               <w:t>TMF701</w:t>
             </w:r>
           </w:p>
         </w:tc>
         <w:tc>
           <w:tcPr>
-            <w:tcW w:type="dxa" w:w="2059"/>
-          </w:tcPr>
-          <w:p>
-            <w:r/>
-            <w:r>
-              <w:t>Process Flow Management API</w:t>
+            <w:tcW w:type="dxa" w:w="1498"/>
+          </w:tcPr>
+          <w:p>
+            <w:r/>
+            <w:r>
+              <w:t>UNRESOLVED-TMF701</w:t>
+            </w:r>
+          </w:p>
+        </w:tc>
+        <w:tc>
+          <w:tcPr>
+            <w:tcW w:type="dxa" w:w="1591"/>
+          </w:tcPr>
+          <w:p>
+            <w:r/>
+            <w:r>
+              <w:t>Optional</w:t>
+            </w:r>
+          </w:p>
+        </w:tc>
+        <w:tc>
+          <w:tcPr>
+            <w:tcW w:type="dxa" w:w="1217"/>
+          </w:tcPr>
+          <w:p>
+            <w:r/>
+            <w:r>
+              <w:t>4</w:t>
             </w:r>
           </w:p>
         </w:tc>
@@ -1464,13 +1524,59 @@
           <w:p>
             <w:r/>
             <w:r>
+              <w:t>processFlow</w:t>
+            </w:r>
+          </w:p>
+        </w:tc>
+        <w:tc>
+          <w:tcPr>
+            <w:tcW w:type="dxa" w:w="2246"/>
+          </w:tcPr>
+          <w:p>
+            <w:r/>
+            <w:r>
+              <w:t>POST, GET, GET /id, DELETE</w:t>
+            </w:r>
+          </w:p>
+        </w:tc>
+      </w:tr>
+      <w:tr>
+        <w:tc>
+          <w:tcPr>
+            <w:tcW w:type="dxa" w:w="1030"/>
+          </w:tcPr>
+          <w:p>
+            <w:r/>
+            <w:r>
+              <w:t>TMF701</w:t>
+            </w:r>
+          </w:p>
+        </w:tc>
+        <w:tc>
+          <w:tcPr>
+            <w:tcW w:type="dxa" w:w="1498"/>
+          </w:tcPr>
+          <w:p>
+            <w:r/>
+            <w:r>
+              <w:t>UNRESOLVED-TMF701</w:t>
+            </w:r>
+          </w:p>
+        </w:tc>
+        <w:tc>
+          <w:tcPr>
+            <w:tcW w:type="dxa" w:w="1591"/>
+          </w:tcPr>
+          <w:p>
+            <w:r/>
+            <w:r>
               <w:t>Optional</w:t>
             </w:r>
           </w:p>
         </w:tc>
         <w:tc>
           <w:tcPr>
-            <w:tcW w:type="dxa" w:w="1310"/>
+            <w:tcW w:type="dxa" w:w="1217"/>
           </w:tcPr>
           <w:p>
             <w:r/>
@@ -1481,16 +1587,10 @@
         </w:tc>
         <w:tc>
           <w:tcPr>
-            <w:tcW w:type="dxa" w:w="1966"/>
-          </w:tcPr>
-          <w:p>
-            <w:r/>
-            <w:r>
-              <w:t>processFlow</w:t>
-            </w:r>
-            <w:r>
-              <w:br/>
-            </w:r>
+            <w:tcW w:type="dxa" w:w="1778"/>
+          </w:tcPr>
+          <w:p>
+            <w:r/>
             <w:r>
               <w:t>taskFlow</w:t>
             </w:r>
@@ -1498,36 +1598,12 @@
         </w:tc>
         <w:tc>
           <w:tcPr>
-            <w:tcW w:type="dxa" w:w="1217"/>
-          </w:tcPr>
-          <w:p>
-            <w:r/>
-            <w:r>
-              <w:t>POST</w:t>
-            </w:r>
-            <w:r>
-              <w:br/>
-            </w:r>
-            <w:r>
-              <w:t>GET</w:t>
-            </w:r>
-            <w:r>
-              <w:br/>
-            </w:r>
-            <w:r>
-              <w:t>GET /id</w:t>
-            </w:r>
-            <w:r>
-              <w:br/>
-            </w:r>
-            <w:r>
-              <w:t>DELETE</w:t>
-            </w:r>
-            <w:r>
-              <w:br/>
-            </w:r>
-            <w:r>
-              <w:t>PATCH</w:t>
+            <w:tcW w:type="dxa" w:w="2246"/>
+          </w:tcPr>
+          <w:p>
+            <w:r/>
+            <w:r>
+              <w:t>PATCH, GET, GET /id</w:t>
             </w:r>
           </w:p>
         </w:tc>
@@ -1538,7 +1614,7 @@
       <w:r>
         <w:drawing>
           <wp:inline xmlns:a="http://schemas.openxmlformats.org/drawingml/2006/main" xmlns:pic="http://schemas.openxmlformats.org/drawingml/2006/picture">
-            <wp:extent cx="5394960" cy="1849827"/>
+            <wp:extent cx="5394960" cy="1940333"/>
             <wp:docPr id="3" name="Picture 3"/>
             <wp:cNvGraphicFramePr>
               <a:graphicFrameLocks noChangeAspect="1"/>
@@ -1559,7 +1635,7 @@
                   <pic:spPr>
                     <a:xfrm>
                       <a:off x="0" y="0"/>
-                      <a:ext cx="5394960" cy="1849827"/>
+                      <a:ext cx="5394960" cy="1940333"/>
                     </a:xfrm>
                     <a:prstGeom prst="rect"/>
                   </pic:spPr>
@@ -1615,7 +1691,7 @@
         </w:trPr>
         <w:tc>
           <w:tcPr>
-            <w:tcW w:type="dxa" w:w="1030"/>
+            <w:tcW w:type="dxa" w:w="936"/>
           </w:tcPr>
           <w:p>
             <w:r/>
@@ -1629,7 +1705,7 @@
         </w:tc>
         <w:tc>
           <w:tcPr>
-            <w:tcW w:type="dxa" w:w="2246"/>
+            <w:tcW w:type="dxa" w:w="1966"/>
           </w:tcPr>
           <w:p>
             <w:r/>
@@ -1643,7 +1719,7 @@
         </w:tc>
         <w:tc>
           <w:tcPr>
-            <w:tcW w:type="dxa" w:w="1310"/>
+            <w:tcW w:type="dxa" w:w="1217"/>
           </w:tcPr>
           <w:p>
             <w:r/>
@@ -1657,7 +1733,7 @@
         </w:tc>
         <w:tc>
           <w:tcPr>
-            <w:tcW w:type="dxa" w:w="1685"/>
+            <w:tcW w:type="dxa" w:w="1498"/>
           </w:tcPr>
           <w:p>
             <w:r/>
@@ -1671,7 +1747,7 @@
         </w:tc>
         <w:tc>
           <w:tcPr>
-            <w:tcW w:type="dxa" w:w="1872"/>
+            <w:tcW w:type="dxa" w:w="1685"/>
           </w:tcPr>
           <w:p>
             <w:r/>
@@ -1685,7 +1761,7 @@
         </w:tc>
         <w:tc>
           <w:tcPr>
-            <w:tcW w:type="dxa" w:w="1217"/>
+            <w:tcW w:type="dxa" w:w="2059"/>
           </w:tcPr>
           <w:p>
             <w:r/>
@@ -1701,7 +1777,7 @@
       <w:tr>
         <w:tc>
           <w:tcPr>
-            <w:tcW w:type="dxa" w:w="1030"/>
+            <w:tcW w:type="dxa" w:w="936"/>
           </w:tcPr>
           <w:p>
             <w:r/>
@@ -1712,7 +1788,7 @@
         </w:tc>
         <w:tc>
           <w:tcPr>
-            <w:tcW w:type="dxa" w:w="2246"/>
+            <w:tcW w:type="dxa" w:w="1966"/>
           </w:tcPr>
           <w:p>
             <w:r/>
@@ -1723,7 +1799,7 @@
         </w:tc>
         <w:tc>
           <w:tcPr>
-            <w:tcW w:type="dxa" w:w="1310"/>
+            <w:tcW w:type="dxa" w:w="1217"/>
           </w:tcPr>
           <w:p>
             <w:r/>
@@ -1734,40 +1810,34 @@
         </w:tc>
         <w:tc>
           <w:tcPr>
+            <w:tcW w:type="dxa" w:w="1498"/>
+          </w:tcPr>
+          <w:p>
+            <w:r/>
+            <w:r>
+              <w:t>Mandatory</w:t>
+            </w:r>
+          </w:p>
+        </w:tc>
+        <w:tc>
+          <w:tcPr>
             <w:tcW w:type="dxa" w:w="1685"/>
           </w:tcPr>
           <w:p>
             <w:r/>
             <w:r>
-              <w:t>Mandatory</w:t>
-            </w:r>
-          </w:p>
-        </w:tc>
-        <w:tc>
-          <w:tcPr>
-            <w:tcW w:type="dxa" w:w="1872"/>
-          </w:tcPr>
-          <w:p>
-            <w:r/>
-            <w:r>
               <w:t>productSpecification</w:t>
             </w:r>
           </w:p>
         </w:tc>
         <w:tc>
           <w:tcPr>
-            <w:tcW w:type="dxa" w:w="1217"/>
-          </w:tcPr>
-          <w:p>
-            <w:r/>
-            <w:r>
-              <w:t>GET</w:t>
-            </w:r>
-            <w:r>
-              <w:br/>
-            </w:r>
-            <w:r>
-              <w:t>GET /id</w:t>
+            <w:tcW w:type="dxa" w:w="2059"/>
+          </w:tcPr>
+          <w:p>
+            <w:r/>
+            <w:r>
+              <w:t>GET, GET /id</w:t>
             </w:r>
           </w:p>
         </w:tc>
@@ -1775,7 +1845,7 @@
       <w:tr>
         <w:tc>
           <w:tcPr>
-            <w:tcW w:type="dxa" w:w="1030"/>
+            <w:tcW w:type="dxa" w:w="936"/>
           </w:tcPr>
           <w:p>
             <w:r/>
@@ -1786,7 +1856,7 @@
         </w:tc>
         <w:tc>
           <w:tcPr>
-            <w:tcW w:type="dxa" w:w="2246"/>
+            <w:tcW w:type="dxa" w:w="1966"/>
           </w:tcPr>
           <w:p>
             <w:r/>
@@ -1797,7 +1867,7 @@
         </w:tc>
         <w:tc>
           <w:tcPr>
-            <w:tcW w:type="dxa" w:w="1310"/>
+            <w:tcW w:type="dxa" w:w="1217"/>
           </w:tcPr>
           <w:p>
             <w:r/>
@@ -1808,40 +1878,34 @@
         </w:tc>
         <w:tc>
           <w:tcPr>
+            <w:tcW w:type="dxa" w:w="1498"/>
+          </w:tcPr>
+          <w:p>
+            <w:r/>
+            <w:r>
+              <w:t>Mandatory</w:t>
+            </w:r>
+          </w:p>
+        </w:tc>
+        <w:tc>
+          <w:tcPr>
             <w:tcW w:type="dxa" w:w="1685"/>
           </w:tcPr>
           <w:p>
             <w:r/>
             <w:r>
-              <w:t>Mandatory</w:t>
-            </w:r>
-          </w:p>
-        </w:tc>
-        <w:tc>
-          <w:tcPr>
-            <w:tcW w:type="dxa" w:w="1872"/>
-          </w:tcPr>
-          <w:p>
-            <w:r/>
-            <w:r>
               <w:t>productSpecification</w:t>
             </w:r>
           </w:p>
         </w:tc>
         <w:tc>
           <w:tcPr>
-            <w:tcW w:type="dxa" w:w="1217"/>
-          </w:tcPr>
-          <w:p>
-            <w:r/>
-            <w:r>
-              <w:t>GET</w:t>
-            </w:r>
-            <w:r>
-              <w:br/>
-            </w:r>
-            <w:r>
-              <w:t>GET /id</w:t>
+            <w:tcW w:type="dxa" w:w="2059"/>
+          </w:tcPr>
+          <w:p>
+            <w:r/>
+            <w:r>
+              <w:t>GET, GET /id</w:t>
             </w:r>
           </w:p>
         </w:tc>
@@ -1849,7 +1913,7 @@
       <w:tr>
         <w:tc>
           <w:tcPr>
-            <w:tcW w:type="dxa" w:w="1030"/>
+            <w:tcW w:type="dxa" w:w="936"/>
           </w:tcPr>
           <w:p>
             <w:r/>
@@ -1860,7 +1924,7 @@
         </w:tc>
         <w:tc>
           <w:tcPr>
-            <w:tcW w:type="dxa" w:w="2246"/>
+            <w:tcW w:type="dxa" w:w="1966"/>
           </w:tcPr>
           <w:p>
             <w:r/>
@@ -1871,7 +1935,7 @@
         </w:tc>
         <w:tc>
           <w:tcPr>
-            <w:tcW w:type="dxa" w:w="1310"/>
+            <w:tcW w:type="dxa" w:w="1217"/>
           </w:tcPr>
           <w:p>
             <w:r/>
@@ -1882,40 +1946,34 @@
         </w:tc>
         <w:tc>
           <w:tcPr>
+            <w:tcW w:type="dxa" w:w="1498"/>
+          </w:tcPr>
+          <w:p>
+            <w:r/>
+            <w:r>
+              <w:t>Mandatory</w:t>
+            </w:r>
+          </w:p>
+        </w:tc>
+        <w:tc>
+          <w:tcPr>
             <w:tcW w:type="dxa" w:w="1685"/>
           </w:tcPr>
           <w:p>
             <w:r/>
             <w:r>
-              <w:t>Mandatory</w:t>
-            </w:r>
-          </w:p>
-        </w:tc>
-        <w:tc>
-          <w:tcPr>
-            <w:tcW w:type="dxa" w:w="1872"/>
-          </w:tcPr>
-          <w:p>
-            <w:r/>
-            <w:r>
               <w:t>product</w:t>
             </w:r>
           </w:p>
         </w:tc>
         <w:tc>
           <w:tcPr>
-            <w:tcW w:type="dxa" w:w="1217"/>
-          </w:tcPr>
-          <w:p>
-            <w:r/>
-            <w:r>
-              <w:t>GET</w:t>
-            </w:r>
-            <w:r>
-              <w:br/>
-            </w:r>
-            <w:r>
-              <w:t>GET /id</w:t>
+            <w:tcW w:type="dxa" w:w="2059"/>
+          </w:tcPr>
+          <w:p>
+            <w:r/>
+            <w:r>
+              <w:t>GET, GET /id</w:t>
             </w:r>
           </w:p>
         </w:tc>
@@ -1923,7 +1981,7 @@
       <w:tr>
         <w:tc>
           <w:tcPr>
-            <w:tcW w:type="dxa" w:w="1030"/>
+            <w:tcW w:type="dxa" w:w="936"/>
           </w:tcPr>
           <w:p>
             <w:r/>
@@ -1934,7 +1992,7 @@
         </w:tc>
         <w:tc>
           <w:tcPr>
-            <w:tcW w:type="dxa" w:w="2246"/>
+            <w:tcW w:type="dxa" w:w="1966"/>
           </w:tcPr>
           <w:p>
             <w:r/>
@@ -1945,7 +2003,7 @@
         </w:tc>
         <w:tc>
           <w:tcPr>
-            <w:tcW w:type="dxa" w:w="1310"/>
+            <w:tcW w:type="dxa" w:w="1217"/>
           </w:tcPr>
           <w:p>
             <w:r/>
@@ -1956,40 +2014,34 @@
         </w:tc>
         <w:tc>
           <w:tcPr>
+            <w:tcW w:type="dxa" w:w="1498"/>
+          </w:tcPr>
+          <w:p>
+            <w:r/>
+            <w:r>
+              <w:t>Mandatory</w:t>
+            </w:r>
+          </w:p>
+        </w:tc>
+        <w:tc>
+          <w:tcPr>
             <w:tcW w:type="dxa" w:w="1685"/>
           </w:tcPr>
           <w:p>
             <w:r/>
             <w:r>
-              <w:t>Mandatory</w:t>
-            </w:r>
-          </w:p>
-        </w:tc>
-        <w:tc>
-          <w:tcPr>
-            <w:tcW w:type="dxa" w:w="1872"/>
-          </w:tcPr>
-          <w:p>
-            <w:r/>
-            <w:r>
               <w:t>product</w:t>
             </w:r>
           </w:p>
         </w:tc>
         <w:tc>
           <w:tcPr>
-            <w:tcW w:type="dxa" w:w="1217"/>
-          </w:tcPr>
-          <w:p>
-            <w:r/>
-            <w:r>
-              <w:t>GET</w:t>
-            </w:r>
-            <w:r>
-              <w:br/>
-            </w:r>
-            <w:r>
-              <w:t>GET /id</w:t>
+            <w:tcW w:type="dxa" w:w="2059"/>
+          </w:tcPr>
+          <w:p>
+            <w:r/>
+            <w:r>
+              <w:t>GET, GET /id</w:t>
             </w:r>
           </w:p>
         </w:tc>
@@ -1997,7 +2049,7 @@
       <w:tr>
         <w:tc>
           <w:tcPr>
-            <w:tcW w:type="dxa" w:w="1030"/>
+            <w:tcW w:type="dxa" w:w="936"/>
           </w:tcPr>
           <w:p>
             <w:r/>
@@ -2008,7 +2060,7 @@
         </w:tc>
         <w:tc>
           <w:tcPr>
-            <w:tcW w:type="dxa" w:w="2246"/>
+            <w:tcW w:type="dxa" w:w="1966"/>
           </w:tcPr>
           <w:p>
             <w:r/>
@@ -2019,7 +2071,7 @@
         </w:tc>
         <w:tc>
           <w:tcPr>
-            <w:tcW w:type="dxa" w:w="1310"/>
+            <w:tcW w:type="dxa" w:w="1217"/>
           </w:tcPr>
           <w:p>
             <w:r/>
@@ -2030,46 +2082,34 @@
         </w:tc>
         <w:tc>
           <w:tcPr>
+            <w:tcW w:type="dxa" w:w="1498"/>
+          </w:tcPr>
+          <w:p>
+            <w:r/>
+            <w:r>
+              <w:t>Optional</w:t>
+            </w:r>
+          </w:p>
+        </w:tc>
+        <w:tc>
+          <w:tcPr>
             <w:tcW w:type="dxa" w:w="1685"/>
           </w:tcPr>
           <w:p>
             <w:r/>
             <w:r>
-              <w:t>Optional</w:t>
-            </w:r>
-          </w:p>
-        </w:tc>
-        <w:tc>
-          <w:tcPr>
-            <w:tcW w:type="dxa" w:w="1872"/>
-          </w:tcPr>
-          <w:p>
-            <w:r/>
-            <w:r>
               <w:t>individual</w:t>
             </w:r>
-            <w:r>
-              <w:br/>
-            </w:r>
-            <w:r>
-              <w:t>organization</w:t>
-            </w:r>
-          </w:p>
-        </w:tc>
-        <w:tc>
-          <w:tcPr>
-            <w:tcW w:type="dxa" w:w="1217"/>
-          </w:tcPr>
-          <w:p>
-            <w:r/>
-            <w:r>
-              <w:t>GET</w:t>
-            </w:r>
-            <w:r>
-              <w:br/>
-            </w:r>
-            <w:r>
-              <w:t>GET /id</w:t>
+          </w:p>
+        </w:tc>
+        <w:tc>
+          <w:tcPr>
+            <w:tcW w:type="dxa" w:w="2059"/>
+          </w:tcPr>
+          <w:p>
+            <w:r/>
+            <w:r>
+              <w:t>GET, GET /id</w:t>
             </w:r>
           </w:p>
         </w:tc>
@@ -2077,7 +2117,7 @@
       <w:tr>
         <w:tc>
           <w:tcPr>
-            <w:tcW w:type="dxa" w:w="1030"/>
+            <w:tcW w:type="dxa" w:w="936"/>
           </w:tcPr>
           <w:p>
             <w:r/>
@@ -2088,7 +2128,7 @@
         </w:tc>
         <w:tc>
           <w:tcPr>
-            <w:tcW w:type="dxa" w:w="2246"/>
+            <w:tcW w:type="dxa" w:w="1966"/>
           </w:tcPr>
           <w:p>
             <w:r/>
@@ -2099,12 +2139,23 @@
         </w:tc>
         <w:tc>
           <w:tcPr>
-            <w:tcW w:type="dxa" w:w="1310"/>
-          </w:tcPr>
-          <w:p>
-            <w:r/>
-            <w:r>
-              <w:t>4</w:t>
+            <w:tcW w:type="dxa" w:w="1217"/>
+          </w:tcPr>
+          <w:p>
+            <w:r/>
+            <w:r>
+              <w:t>5</w:t>
+            </w:r>
+          </w:p>
+        </w:tc>
+        <w:tc>
+          <w:tcPr>
+            <w:tcW w:type="dxa" w:w="1498"/>
+          </w:tcPr>
+          <w:p>
+            <w:r/>
+            <w:r>
+              <w:t>Optional</w:t>
             </w:r>
           </w:p>
         </w:tc>
@@ -2115,41 +2166,18 @@
           <w:p>
             <w:r/>
             <w:r>
-              <w:t>Optional</w:t>
-            </w:r>
-          </w:p>
-        </w:tc>
-        <w:tc>
-          <w:tcPr>
-            <w:tcW w:type="dxa" w:w="1872"/>
-          </w:tcPr>
-          <w:p>
-            <w:r/>
-            <w:r>
-              <w:t>individual</w:t>
-            </w:r>
-            <w:r>
-              <w:br/>
-            </w:r>
-            <w:r>
               <w:t>organization</w:t>
             </w:r>
           </w:p>
         </w:tc>
         <w:tc>
           <w:tcPr>
-            <w:tcW w:type="dxa" w:w="1217"/>
-          </w:tcPr>
-          <w:p>
-            <w:r/>
-            <w:r>
-              <w:t>GET</w:t>
-            </w:r>
-            <w:r>
-              <w:br/>
-            </w:r>
-            <w:r>
-              <w:t>GET /id</w:t>
+            <w:tcW w:type="dxa" w:w="2059"/>
+          </w:tcPr>
+          <w:p>
+            <w:r/>
+            <w:r>
+              <w:t>GET, GET /id</w:t>
             </w:r>
           </w:p>
         </w:tc>
@@ -2157,34 +2185,45 @@
       <w:tr>
         <w:tc>
           <w:tcPr>
-            <w:tcW w:type="dxa" w:w="1030"/>
-          </w:tcPr>
-          <w:p>
-            <w:r/>
-            <w:r>
-              <w:t>TMF669</w:t>
-            </w:r>
-          </w:p>
-        </w:tc>
-        <w:tc>
-          <w:tcPr>
-            <w:tcW w:type="dxa" w:w="2246"/>
-          </w:tcPr>
-          <w:p>
-            <w:r/>
-            <w:r>
-              <w:t>Party Role Management API</w:t>
-            </w:r>
-          </w:p>
-        </w:tc>
-        <w:tc>
-          <w:tcPr>
-            <w:tcW w:type="dxa" w:w="1310"/>
-          </w:tcPr>
-          <w:p>
-            <w:r/>
-            <w:r>
-              <w:t>5</w:t>
+            <w:tcW w:type="dxa" w:w="936"/>
+          </w:tcPr>
+          <w:p>
+            <w:r/>
+            <w:r>
+              <w:t>TMF632</w:t>
+            </w:r>
+          </w:p>
+        </w:tc>
+        <w:tc>
+          <w:tcPr>
+            <w:tcW w:type="dxa" w:w="1966"/>
+          </w:tcPr>
+          <w:p>
+            <w:r/>
+            <w:r>
+              <w:t>Party Management API</w:t>
+            </w:r>
+          </w:p>
+        </w:tc>
+        <w:tc>
+          <w:tcPr>
+            <w:tcW w:type="dxa" w:w="1217"/>
+          </w:tcPr>
+          <w:p>
+            <w:r/>
+            <w:r>
+              <w:t>4</w:t>
+            </w:r>
+          </w:p>
+        </w:tc>
+        <w:tc>
+          <w:tcPr>
+            <w:tcW w:type="dxa" w:w="1498"/>
+          </w:tcPr>
+          <w:p>
+            <w:r/>
+            <w:r>
+              <w:t>Optional</w:t>
             </w:r>
           </w:p>
         </w:tc>
@@ -2195,35 +2234,18 @@
           <w:p>
             <w:r/>
             <w:r>
-              <w:t>Optional</w:t>
-            </w:r>
-          </w:p>
-        </w:tc>
-        <w:tc>
-          <w:tcPr>
-            <w:tcW w:type="dxa" w:w="1872"/>
-          </w:tcPr>
-          <w:p>
-            <w:r/>
-            <w:r>
-              <w:t>partyRole</w:t>
-            </w:r>
-          </w:p>
-        </w:tc>
-        <w:tc>
-          <w:tcPr>
-            <w:tcW w:type="dxa" w:w="1217"/>
-          </w:tcPr>
-          <w:p>
-            <w:r/>
-            <w:r>
-              <w:t>GET</w:t>
-            </w:r>
-            <w:r>
-              <w:br/>
-            </w:r>
-            <w:r>
-              <w:t>GET /id</w:t>
+              <w:t>individual</w:t>
+            </w:r>
+          </w:p>
+        </w:tc>
+        <w:tc>
+          <w:tcPr>
+            <w:tcW w:type="dxa" w:w="2059"/>
+          </w:tcPr>
+          <w:p>
+            <w:r/>
+            <w:r>
+              <w:t>GET, GET /id</w:t>
             </w:r>
           </w:p>
         </w:tc>
@@ -2231,29 +2253,29 @@
       <w:tr>
         <w:tc>
           <w:tcPr>
-            <w:tcW w:type="dxa" w:w="1030"/>
-          </w:tcPr>
-          <w:p>
-            <w:r/>
-            <w:r>
-              <w:t>TMF669</w:t>
-            </w:r>
-          </w:p>
-        </w:tc>
-        <w:tc>
-          <w:tcPr>
-            <w:tcW w:type="dxa" w:w="2246"/>
-          </w:tcPr>
-          <w:p>
-            <w:r/>
-            <w:r>
-              <w:t>Party Role Management API</w:t>
-            </w:r>
-          </w:p>
-        </w:tc>
-        <w:tc>
-          <w:tcPr>
-            <w:tcW w:type="dxa" w:w="1310"/>
+            <w:tcW w:type="dxa" w:w="936"/>
+          </w:tcPr>
+          <w:p>
+            <w:r/>
+            <w:r>
+              <w:t>TMF632</w:t>
+            </w:r>
+          </w:p>
+        </w:tc>
+        <w:tc>
+          <w:tcPr>
+            <w:tcW w:type="dxa" w:w="1966"/>
+          </w:tcPr>
+          <w:p>
+            <w:r/>
+            <w:r>
+              <w:t>Party Management API</w:t>
+            </w:r>
+          </w:p>
+        </w:tc>
+        <w:tc>
+          <w:tcPr>
+            <w:tcW w:type="dxa" w:w="1217"/>
           </w:tcPr>
           <w:p>
             <w:r/>
@@ -2264,40 +2286,34 @@
         </w:tc>
         <w:tc>
           <w:tcPr>
+            <w:tcW w:type="dxa" w:w="1498"/>
+          </w:tcPr>
+          <w:p>
+            <w:r/>
+            <w:r>
+              <w:t>Optional</w:t>
+            </w:r>
+          </w:p>
+        </w:tc>
+        <w:tc>
+          <w:tcPr>
             <w:tcW w:type="dxa" w:w="1685"/>
           </w:tcPr>
           <w:p>
             <w:r/>
             <w:r>
-              <w:t>Optional</w:t>
-            </w:r>
-          </w:p>
-        </w:tc>
-        <w:tc>
-          <w:tcPr>
-            <w:tcW w:type="dxa" w:w="1872"/>
-          </w:tcPr>
-          <w:p>
-            <w:r/>
-            <w:r>
-              <w:t>partyRole</w:t>
-            </w:r>
-          </w:p>
-        </w:tc>
-        <w:tc>
-          <w:tcPr>
-            <w:tcW w:type="dxa" w:w="1217"/>
-          </w:tcPr>
-          <w:p>
-            <w:r/>
-            <w:r>
-              <w:t>GET</w:t>
-            </w:r>
-            <w:r>
-              <w:br/>
-            </w:r>
-            <w:r>
-              <w:t>GET /id</w:t>
+              <w:t>organization</w:t>
+            </w:r>
+          </w:p>
+        </w:tc>
+        <w:tc>
+          <w:tcPr>
+            <w:tcW w:type="dxa" w:w="2059"/>
+          </w:tcPr>
+          <w:p>
+            <w:r/>
+            <w:r>
+              <w:t>GET, GET /id</w:t>
             </w:r>
           </w:p>
         </w:tc>
@@ -2305,34 +2321,45 @@
       <w:tr>
         <w:tc>
           <w:tcPr>
-            <w:tcW w:type="dxa" w:w="1030"/>
-          </w:tcPr>
-          <w:p>
-            <w:r/>
-            <w:r>
-              <w:t>TMF653</w:t>
-            </w:r>
-          </w:p>
-        </w:tc>
-        <w:tc>
-          <w:tcPr>
-            <w:tcW w:type="dxa" w:w="2246"/>
-          </w:tcPr>
-          <w:p>
-            <w:r/>
-            <w:r>
-              <w:t>Service Test Management API</w:t>
-            </w:r>
-          </w:p>
-        </w:tc>
-        <w:tc>
-          <w:tcPr>
-            <w:tcW w:type="dxa" w:w="1310"/>
-          </w:tcPr>
-          <w:p>
-            <w:r/>
-            <w:r>
-              <w:t>4</w:t>
+            <w:tcW w:type="dxa" w:w="936"/>
+          </w:tcPr>
+          <w:p>
+            <w:r/>
+            <w:r>
+              <w:t>TMF669</w:t>
+            </w:r>
+          </w:p>
+        </w:tc>
+        <w:tc>
+          <w:tcPr>
+            <w:tcW w:type="dxa" w:w="1966"/>
+          </w:tcPr>
+          <w:p>
+            <w:r/>
+            <w:r>
+              <w:t>Party Role Management API</w:t>
+            </w:r>
+          </w:p>
+        </w:tc>
+        <w:tc>
+          <w:tcPr>
+            <w:tcW w:type="dxa" w:w="1217"/>
+          </w:tcPr>
+          <w:p>
+            <w:r/>
+            <w:r>
+              <w:t>5</w:t>
+            </w:r>
+          </w:p>
+        </w:tc>
+        <w:tc>
+          <w:tcPr>
+            <w:tcW w:type="dxa" w:w="1498"/>
+          </w:tcPr>
+          <w:p>
+            <w:r/>
+            <w:r>
+              <w:t>Optional</w:t>
             </w:r>
           </w:p>
         </w:tc>
@@ -2343,59 +2370,18 @@
           <w:p>
             <w:r/>
             <w:r>
-              <w:t>Optional</w:t>
-            </w:r>
-          </w:p>
-        </w:tc>
-        <w:tc>
-          <w:tcPr>
-            <w:tcW w:type="dxa" w:w="1872"/>
-          </w:tcPr>
-          <w:p>
-            <w:r/>
-            <w:r>
-              <w:t>serviceTestSpecification</w:t>
-            </w:r>
-            <w:r>
-              <w:br/>
-            </w:r>
-            <w:r>
-              <w:t>serviceTest</w:t>
-            </w:r>
-          </w:p>
-        </w:tc>
-        <w:tc>
-          <w:tcPr>
-            <w:tcW w:type="dxa" w:w="1217"/>
-          </w:tcPr>
-          <w:p>
-            <w:r/>
-            <w:r>
-              <w:t>GET</w:t>
-            </w:r>
-            <w:r>
-              <w:br/>
-            </w:r>
-            <w:r>
-              <w:t>GET /id</w:t>
-            </w:r>
-            <w:r>
-              <w:br/>
-            </w:r>
-            <w:r>
-              <w:t>POST</w:t>
-            </w:r>
-            <w:r>
-              <w:br/>
-            </w:r>
-            <w:r>
-              <w:t>PATCH</w:t>
-            </w:r>
-            <w:r>
-              <w:br/>
-            </w:r>
-            <w:r>
-              <w:t>DELETE</w:t>
+              <w:t>partyRole</w:t>
+            </w:r>
+          </w:p>
+        </w:tc>
+        <w:tc>
+          <w:tcPr>
+            <w:tcW w:type="dxa" w:w="2059"/>
+          </w:tcPr>
+          <w:p>
+            <w:r/>
+            <w:r>
+              <w:t>GET, GET /id</w:t>
             </w:r>
           </w:p>
         </w:tc>
@@ -2403,34 +2389,45 @@
       <w:tr>
         <w:tc>
           <w:tcPr>
-            <w:tcW w:type="dxa" w:w="1030"/>
-          </w:tcPr>
-          <w:p>
-            <w:r/>
-            <w:r>
-              <w:t>TMF638</w:t>
-            </w:r>
-          </w:p>
-        </w:tc>
-        <w:tc>
-          <w:tcPr>
-            <w:tcW w:type="dxa" w:w="2246"/>
-          </w:tcPr>
-          <w:p>
-            <w:r/>
-            <w:r>
-              <w:t>Service Inventory Management API</w:t>
-            </w:r>
-          </w:p>
-        </w:tc>
-        <w:tc>
-          <w:tcPr>
-            <w:tcW w:type="dxa" w:w="1310"/>
-          </w:tcPr>
-          <w:p>
-            <w:r/>
-            <w:r>
-              <w:t>5</w:t>
+            <w:tcW w:type="dxa" w:w="936"/>
+          </w:tcPr>
+          <w:p>
+            <w:r/>
+            <w:r>
+              <w:t>TMF669</w:t>
+            </w:r>
+          </w:p>
+        </w:tc>
+        <w:tc>
+          <w:tcPr>
+            <w:tcW w:type="dxa" w:w="1966"/>
+          </w:tcPr>
+          <w:p>
+            <w:r/>
+            <w:r>
+              <w:t>Party Role Management API</w:t>
+            </w:r>
+          </w:p>
+        </w:tc>
+        <w:tc>
+          <w:tcPr>
+            <w:tcW w:type="dxa" w:w="1217"/>
+          </w:tcPr>
+          <w:p>
+            <w:r/>
+            <w:r>
+              <w:t>4</w:t>
+            </w:r>
+          </w:p>
+        </w:tc>
+        <w:tc>
+          <w:tcPr>
+            <w:tcW w:type="dxa" w:w="1498"/>
+          </w:tcPr>
+          <w:p>
+            <w:r/>
+            <w:r>
+              <w:t>Optional</w:t>
             </w:r>
           </w:p>
         </w:tc>
@@ -2441,35 +2438,18 @@
           <w:p>
             <w:r/>
             <w:r>
-              <w:t>Optional</w:t>
-            </w:r>
-          </w:p>
-        </w:tc>
-        <w:tc>
-          <w:tcPr>
-            <w:tcW w:type="dxa" w:w="1872"/>
-          </w:tcPr>
-          <w:p>
-            <w:r/>
-            <w:r>
-              <w:t>service</w:t>
-            </w:r>
-          </w:p>
-        </w:tc>
-        <w:tc>
-          <w:tcPr>
-            <w:tcW w:type="dxa" w:w="1217"/>
-          </w:tcPr>
-          <w:p>
-            <w:r/>
-            <w:r>
-              <w:t>GET</w:t>
-            </w:r>
-            <w:r>
-              <w:br/>
-            </w:r>
-            <w:r>
-              <w:t>GET /id</w:t>
+              <w:t>partyRole</w:t>
+            </w:r>
+          </w:p>
+        </w:tc>
+        <w:tc>
+          <w:tcPr>
+            <w:tcW w:type="dxa" w:w="2059"/>
+          </w:tcPr>
+          <w:p>
+            <w:r/>
+            <w:r>
+              <w:t>GET, GET /id</w:t>
             </w:r>
           </w:p>
         </w:tc>
@@ -2477,29 +2457,29 @@
       <w:tr>
         <w:tc>
           <w:tcPr>
-            <w:tcW w:type="dxa" w:w="1030"/>
-          </w:tcPr>
-          <w:p>
-            <w:r/>
-            <w:r>
-              <w:t>TMF638</w:t>
-            </w:r>
-          </w:p>
-        </w:tc>
-        <w:tc>
-          <w:tcPr>
-            <w:tcW w:type="dxa" w:w="2246"/>
-          </w:tcPr>
-          <w:p>
-            <w:r/>
-            <w:r>
-              <w:t>Service Inventory Management API</w:t>
-            </w:r>
-          </w:p>
-        </w:tc>
-        <w:tc>
-          <w:tcPr>
-            <w:tcW w:type="dxa" w:w="1310"/>
+            <w:tcW w:type="dxa" w:w="936"/>
+          </w:tcPr>
+          <w:p>
+            <w:r/>
+            <w:r>
+              <w:t>TMF653</w:t>
+            </w:r>
+          </w:p>
+        </w:tc>
+        <w:tc>
+          <w:tcPr>
+            <w:tcW w:type="dxa" w:w="1966"/>
+          </w:tcPr>
+          <w:p>
+            <w:r/>
+            <w:r>
+              <w:t>Service Test Management API</w:t>
+            </w:r>
+          </w:p>
+        </w:tc>
+        <w:tc>
+          <w:tcPr>
+            <w:tcW w:type="dxa" w:w="1217"/>
           </w:tcPr>
           <w:p>
             <w:r/>
@@ -2510,40 +2490,34 @@
         </w:tc>
         <w:tc>
           <w:tcPr>
+            <w:tcW w:type="dxa" w:w="1498"/>
+          </w:tcPr>
+          <w:p>
+            <w:r/>
+            <w:r>
+              <w:t>Optional</w:t>
+            </w:r>
+          </w:p>
+        </w:tc>
+        <w:tc>
+          <w:tcPr>
             <w:tcW w:type="dxa" w:w="1685"/>
           </w:tcPr>
           <w:p>
             <w:r/>
             <w:r>
-              <w:t>Optional</w:t>
-            </w:r>
-          </w:p>
-        </w:tc>
-        <w:tc>
-          <w:tcPr>
-            <w:tcW w:type="dxa" w:w="1872"/>
-          </w:tcPr>
-          <w:p>
-            <w:r/>
-            <w:r>
-              <w:t>service</w:t>
-            </w:r>
-          </w:p>
-        </w:tc>
-        <w:tc>
-          <w:tcPr>
-            <w:tcW w:type="dxa" w:w="1217"/>
-          </w:tcPr>
-          <w:p>
-            <w:r/>
-            <w:r>
-              <w:t>GET</w:t>
-            </w:r>
-            <w:r>
-              <w:br/>
-            </w:r>
-            <w:r>
-              <w:t>GET /id</w:t>
+              <w:t>serviceTestSpecification</w:t>
+            </w:r>
+          </w:p>
+        </w:tc>
+        <w:tc>
+          <w:tcPr>
+            <w:tcW w:type="dxa" w:w="2059"/>
+          </w:tcPr>
+          <w:p>
+            <w:r/>
+            <w:r>
+              <w:t>GET, GET /id</w:t>
             </w:r>
           </w:p>
         </w:tc>
@@ -2551,29 +2525,29 @@
       <w:tr>
         <w:tc>
           <w:tcPr>
-            <w:tcW w:type="dxa" w:w="1030"/>
-          </w:tcPr>
-          <w:p>
-            <w:r/>
-            <w:r>
-              <w:t>TMF724</w:t>
-            </w:r>
-          </w:p>
-        </w:tc>
-        <w:tc>
-          <w:tcPr>
-            <w:tcW w:type="dxa" w:w="2246"/>
-          </w:tcPr>
-          <w:p>
-            <w:r/>
-            <w:r>
-              <w:t>Incident Management API</w:t>
-            </w:r>
-          </w:p>
-        </w:tc>
-        <w:tc>
-          <w:tcPr>
-            <w:tcW w:type="dxa" w:w="1310"/>
+            <w:tcW w:type="dxa" w:w="936"/>
+          </w:tcPr>
+          <w:p>
+            <w:r/>
+            <w:r>
+              <w:t>TMF653</w:t>
+            </w:r>
+          </w:p>
+        </w:tc>
+        <w:tc>
+          <w:tcPr>
+            <w:tcW w:type="dxa" w:w="1966"/>
+          </w:tcPr>
+          <w:p>
+            <w:r/>
+            <w:r>
+              <w:t>Service Test Management API</w:t>
+            </w:r>
+          </w:p>
+        </w:tc>
+        <w:tc>
+          <w:tcPr>
+            <w:tcW w:type="dxa" w:w="1217"/>
           </w:tcPr>
           <w:p>
             <w:r/>
@@ -2584,40 +2558,34 @@
         </w:tc>
         <w:tc>
           <w:tcPr>
+            <w:tcW w:type="dxa" w:w="1498"/>
+          </w:tcPr>
+          <w:p>
+            <w:r/>
+            <w:r>
+              <w:t>Optional</w:t>
+            </w:r>
+          </w:p>
+        </w:tc>
+        <w:tc>
+          <w:tcPr>
             <w:tcW w:type="dxa" w:w="1685"/>
           </w:tcPr>
           <w:p>
             <w:r/>
             <w:r>
-              <w:t>Optional</w:t>
-            </w:r>
-          </w:p>
-        </w:tc>
-        <w:tc>
-          <w:tcPr>
-            <w:tcW w:type="dxa" w:w="1872"/>
-          </w:tcPr>
-          <w:p>
-            <w:r/>
-            <w:r>
-              <w:t>incident</w:t>
-            </w:r>
-          </w:p>
-        </w:tc>
-        <w:tc>
-          <w:tcPr>
-            <w:tcW w:type="dxa" w:w="1217"/>
-          </w:tcPr>
-          <w:p>
-            <w:r/>
-            <w:r>
-              <w:t>GET</w:t>
-            </w:r>
-            <w:r>
-              <w:br/>
-            </w:r>
-            <w:r>
-              <w:t>GET /id</w:t>
+              <w:t>serviceTest</w:t>
+            </w:r>
+          </w:p>
+        </w:tc>
+        <w:tc>
+          <w:tcPr>
+            <w:tcW w:type="dxa" w:w="2059"/>
+          </w:tcPr>
+          <w:p>
+            <w:r/>
+            <w:r>
+              <w:t>GET, GET /id, POST, PATCH, DELETE</w:t>
             </w:r>
           </w:p>
         </w:tc>
@@ -2625,7 +2593,211 @@
       <w:tr>
         <w:tc>
           <w:tcPr>
-            <w:tcW w:type="dxa" w:w="1030"/>
+            <w:tcW w:type="dxa" w:w="936"/>
+          </w:tcPr>
+          <w:p>
+            <w:r/>
+            <w:r>
+              <w:t>TMF638</w:t>
+            </w:r>
+          </w:p>
+        </w:tc>
+        <w:tc>
+          <w:tcPr>
+            <w:tcW w:type="dxa" w:w="1966"/>
+          </w:tcPr>
+          <w:p>
+            <w:r/>
+            <w:r>
+              <w:t>Service Inventory Management API</w:t>
+            </w:r>
+          </w:p>
+        </w:tc>
+        <w:tc>
+          <w:tcPr>
+            <w:tcW w:type="dxa" w:w="1217"/>
+          </w:tcPr>
+          <w:p>
+            <w:r/>
+            <w:r>
+              <w:t>5</w:t>
+            </w:r>
+          </w:p>
+        </w:tc>
+        <w:tc>
+          <w:tcPr>
+            <w:tcW w:type="dxa" w:w="1498"/>
+          </w:tcPr>
+          <w:p>
+            <w:r/>
+            <w:r>
+              <w:t>Optional</w:t>
+            </w:r>
+          </w:p>
+        </w:tc>
+        <w:tc>
+          <w:tcPr>
+            <w:tcW w:type="dxa" w:w="1685"/>
+          </w:tcPr>
+          <w:p>
+            <w:r/>
+            <w:r>
+              <w:t>service</w:t>
+            </w:r>
+          </w:p>
+        </w:tc>
+        <w:tc>
+          <w:tcPr>
+            <w:tcW w:type="dxa" w:w="2059"/>
+          </w:tcPr>
+          <w:p>
+            <w:r/>
+            <w:r>
+              <w:t>GET, GET /id</w:t>
+            </w:r>
+          </w:p>
+        </w:tc>
+      </w:tr>
+      <w:tr>
+        <w:tc>
+          <w:tcPr>
+            <w:tcW w:type="dxa" w:w="936"/>
+          </w:tcPr>
+          <w:p>
+            <w:r/>
+            <w:r>
+              <w:t>TMF638</w:t>
+            </w:r>
+          </w:p>
+        </w:tc>
+        <w:tc>
+          <w:tcPr>
+            <w:tcW w:type="dxa" w:w="1966"/>
+          </w:tcPr>
+          <w:p>
+            <w:r/>
+            <w:r>
+              <w:t>Service Inventory Management API</w:t>
+            </w:r>
+          </w:p>
+        </w:tc>
+        <w:tc>
+          <w:tcPr>
+            <w:tcW w:type="dxa" w:w="1217"/>
+          </w:tcPr>
+          <w:p>
+            <w:r/>
+            <w:r>
+              <w:t>4</w:t>
+            </w:r>
+          </w:p>
+        </w:tc>
+        <w:tc>
+          <w:tcPr>
+            <w:tcW w:type="dxa" w:w="1498"/>
+          </w:tcPr>
+          <w:p>
+            <w:r/>
+            <w:r>
+              <w:t>Optional</w:t>
+            </w:r>
+          </w:p>
+        </w:tc>
+        <w:tc>
+          <w:tcPr>
+            <w:tcW w:type="dxa" w:w="1685"/>
+          </w:tcPr>
+          <w:p>
+            <w:r/>
+            <w:r>
+              <w:t>service</w:t>
+            </w:r>
+          </w:p>
+        </w:tc>
+        <w:tc>
+          <w:tcPr>
+            <w:tcW w:type="dxa" w:w="2059"/>
+          </w:tcPr>
+          <w:p>
+            <w:r/>
+            <w:r>
+              <w:t>GET, GET /id</w:t>
+            </w:r>
+          </w:p>
+        </w:tc>
+      </w:tr>
+      <w:tr>
+        <w:tc>
+          <w:tcPr>
+            <w:tcW w:type="dxa" w:w="936"/>
+          </w:tcPr>
+          <w:p>
+            <w:r/>
+            <w:r>
+              <w:t>TMF724</w:t>
+            </w:r>
+          </w:p>
+        </w:tc>
+        <w:tc>
+          <w:tcPr>
+            <w:tcW w:type="dxa" w:w="1966"/>
+          </w:tcPr>
+          <w:p>
+            <w:r/>
+            <w:r>
+              <w:t>Incident Management API</w:t>
+            </w:r>
+          </w:p>
+        </w:tc>
+        <w:tc>
+          <w:tcPr>
+            <w:tcW w:type="dxa" w:w="1217"/>
+          </w:tcPr>
+          <w:p>
+            <w:r/>
+            <w:r>
+              <w:t>4</w:t>
+            </w:r>
+          </w:p>
+        </w:tc>
+        <w:tc>
+          <w:tcPr>
+            <w:tcW w:type="dxa" w:w="1498"/>
+          </w:tcPr>
+          <w:p>
+            <w:r/>
+            <w:r>
+              <w:t>Optional</w:t>
+            </w:r>
+          </w:p>
+        </w:tc>
+        <w:tc>
+          <w:tcPr>
+            <w:tcW w:type="dxa" w:w="1685"/>
+          </w:tcPr>
+          <w:p>
+            <w:r/>
+            <w:r>
+              <w:t>incident</w:t>
+            </w:r>
+          </w:p>
+        </w:tc>
+        <w:tc>
+          <w:tcPr>
+            <w:tcW w:type="dxa" w:w="2059"/>
+          </w:tcPr>
+          <w:p>
+            <w:r/>
+            <w:r>
+              <w:t>GET, GET /id</w:t>
+            </w:r>
+          </w:p>
+        </w:tc>
+      </w:tr>
+      <w:tr>
+        <w:tc>
+          <w:tcPr>
+            <w:tcW w:type="dxa" w:w="936"/>
           </w:tcPr>
           <w:p>
             <w:r/>
@@ -2636,18 +2808,18 @@
         </w:tc>
         <w:tc>
           <w:tcPr>
-            <w:tcW w:type="dxa" w:w="2246"/>
-          </w:tcPr>
-          <w:p>
-            <w:r/>
-            <w:r>
-              <w:t>Process Flow Management API</w:t>
-            </w:r>
-          </w:p>
-        </w:tc>
-        <w:tc>
-          <w:tcPr>
-            <w:tcW w:type="dxa" w:w="1310"/>
+            <w:tcW w:type="dxa" w:w="1966"/>
+          </w:tcPr>
+          <w:p>
+            <w:r/>
+            <w:r>
+              <w:t>UNRESOLVED-TMF701</w:t>
+            </w:r>
+          </w:p>
+        </w:tc>
+        <w:tc>
+          <w:tcPr>
+            <w:tcW w:type="dxa" w:w="1217"/>
           </w:tcPr>
           <w:p>
             <w:r/>
@@ -2658,27 +2830,89 @@
         </w:tc>
         <w:tc>
           <w:tcPr>
+            <w:tcW w:type="dxa" w:w="1498"/>
+          </w:tcPr>
+          <w:p>
+            <w:r/>
+            <w:r>
+              <w:t>Optional</w:t>
+            </w:r>
+          </w:p>
+        </w:tc>
+        <w:tc>
+          <w:tcPr>
             <w:tcW w:type="dxa" w:w="1685"/>
           </w:tcPr>
           <w:p>
             <w:r/>
             <w:r>
+              <w:t>processFlow</w:t>
+            </w:r>
+          </w:p>
+        </w:tc>
+        <w:tc>
+          <w:tcPr>
+            <w:tcW w:type="dxa" w:w="2059"/>
+          </w:tcPr>
+          <w:p>
+            <w:r/>
+            <w:r>
+              <w:t>GET, GET /id, POST, PATCH</w:t>
+            </w:r>
+          </w:p>
+        </w:tc>
+      </w:tr>
+      <w:tr>
+        <w:tc>
+          <w:tcPr>
+            <w:tcW w:type="dxa" w:w="936"/>
+          </w:tcPr>
+          <w:p>
+            <w:r/>
+            <w:r>
+              <w:t>TMF701</w:t>
+            </w:r>
+          </w:p>
+        </w:tc>
+        <w:tc>
+          <w:tcPr>
+            <w:tcW w:type="dxa" w:w="1966"/>
+          </w:tcPr>
+          <w:p>
+            <w:r/>
+            <w:r>
+              <w:t>UNRESOLVED-TMF701</w:t>
+            </w:r>
+          </w:p>
+        </w:tc>
+        <w:tc>
+          <w:tcPr>
+            <w:tcW w:type="dxa" w:w="1217"/>
+          </w:tcPr>
+          <w:p>
+            <w:r/>
+            <w:r>
+              <w:t>4</w:t>
+            </w:r>
+          </w:p>
+        </w:tc>
+        <w:tc>
+          <w:tcPr>
+            <w:tcW w:type="dxa" w:w="1498"/>
+          </w:tcPr>
+          <w:p>
+            <w:r/>
+            <w:r>
               <w:t>Optional</w:t>
             </w:r>
           </w:p>
         </w:tc>
         <w:tc>
           <w:tcPr>
-            <w:tcW w:type="dxa" w:w="1872"/>
-          </w:tcPr>
-          <w:p>
-            <w:r/>
-            <w:r>
-              <w:t>processFlow</w:t>
-            </w:r>
-            <w:r>
-              <w:br/>
-            </w:r>
+            <w:tcW w:type="dxa" w:w="1685"/>
+          </w:tcPr>
+          <w:p>
+            <w:r/>
             <w:r>
               <w:t>taskFlow</w:t>
             </w:r>
@@ -2686,30 +2920,12 @@
         </w:tc>
         <w:tc>
           <w:tcPr>
-            <w:tcW w:type="dxa" w:w="1217"/>
-          </w:tcPr>
-          <w:p>
-            <w:r/>
-            <w:r>
-              <w:t>GET</w:t>
-            </w:r>
-            <w:r>
-              <w:br/>
-            </w:r>
-            <w:r>
-              <w:t>GET /id</w:t>
-            </w:r>
-            <w:r>
-              <w:br/>
-            </w:r>
-            <w:r>
-              <w:t>POST</w:t>
-            </w:r>
-            <w:r>
-              <w:br/>
-            </w:r>
-            <w:r>
-              <w:t>PATCH</w:t>
+            <w:tcW w:type="dxa" w:w="2059"/>
+          </w:tcPr>
+          <w:p>
+            <w:r/>
+            <w:r>
+              <w:t>GET, GET /id, POST, PATCH</w:t>
             </w:r>
           </w:p>
         </w:tc>
@@ -2807,7 +3023,7 @@
         </w:trPr>
         <w:tc>
           <w:tcPr>
-            <w:tcW w:type="dxa" w:w="1310"/>
+            <w:tcW w:type="dxa" w:w="1404"/>
           </w:tcPr>
           <w:p>
             <w:r/>
@@ -2821,7 +3037,7 @@
         </w:tc>
         <w:tc>
           <w:tcPr>
-            <w:tcW w:type="dxa" w:w="3370"/>
+            <w:tcW w:type="dxa" w:w="2714"/>
           </w:tcPr>
           <w:p>
             <w:r/>
@@ -2835,7 +3051,7 @@
         </w:tc>
         <w:tc>
           <w:tcPr>
-            <w:tcW w:type="dxa" w:w="4680"/>
+            <w:tcW w:type="dxa" w:w="5242"/>
           </w:tcPr>
           <w:p>
             <w:r/>
@@ -2851,7 +3067,7 @@
       <w:tr>
         <w:tc>
           <w:tcPr>
-            <w:tcW w:type="dxa" w:w="1310"/>
+            <w:tcW w:type="dxa" w:w="1404"/>
           </w:tcPr>
           <w:p>
             <w:r/>
@@ -2862,18 +3078,18 @@
         </w:tc>
         <w:tc>
           <w:tcPr>
-            <w:tcW w:type="dxa" w:w="3370"/>
-          </w:tcPr>
-          <w:p>
-            <w:r/>
-            <w:r>
-              <w:t>Product Test Management API</w:t>
-            </w:r>
-          </w:p>
-        </w:tc>
-        <w:tc>
-          <w:tcPr>
-            <w:tcW w:type="dxa" w:w="4680"/>
+            <w:tcW w:type="dxa" w:w="2714"/>
+          </w:tcPr>
+          <w:p>
+            <w:r/>
+            <w:r>
+              <w:t>UNRESOLVED-TMF769</w:t>
+            </w:r>
+          </w:p>
+        </w:tc>
+        <w:tc>
+          <w:tcPr>
+            <w:tcW w:type="dxa" w:w="5242"/>
           </w:tcPr>
           <w:p>
             <w:r/>

--- a/specifications/TMFC054-ProductTestManagement/Diagrams/TMFC054_Product_Test_Management.docx
+++ b/specifications/TMFC054-ProductTestManagement/Diagrams/TMFC054_Product_Test_Management.docx
@@ -155,6 +155,9 @@
         </w:tc>
       </w:tr>
       <w:tr>
+        <w:trPr>
+          <w:cantSplit/>
+        </w:trPr>
         <w:tc>
           <w:tcPr>
             <w:tcW w:type="dxa" w:w="2434"/>
@@ -358,6 +361,9 @@
         </w:tc>
       </w:tr>
       <w:tr>
+        <w:trPr>
+          <w:cantSplit/>
+        </w:trPr>
         <w:tc>
           <w:tcPr>
             <w:tcW w:type="dxa" w:w="1404"/>
@@ -404,6 +410,9 @@
         </w:tc>
       </w:tr>
       <w:tr>
+        <w:trPr>
+          <w:cantSplit/>
+        </w:trPr>
         <w:tc>
           <w:tcPr>
             <w:tcW w:type="dxa" w:w="1404"/>
@@ -450,6 +459,9 @@
         </w:tc>
       </w:tr>
       <w:tr>
+        <w:trPr>
+          <w:cantSplit/>
+        </w:trPr>
         <w:tc>
           <w:tcPr>
             <w:tcW w:type="dxa" w:w="1404"/>
@@ -496,6 +508,9 @@
         </w:tc>
       </w:tr>
       <w:tr>
+        <w:trPr>
+          <w:cantSplit/>
+        </w:trPr>
         <w:tc>
           <w:tcPr>
             <w:tcW w:type="dxa" w:w="1404"/>
@@ -583,7 +598,7 @@
         </w:trPr>
         <w:tc>
           <w:tcPr>
-            <w:tcW w:type="dxa" w:w="1498"/>
+            <w:tcW w:type="dxa" w:w="1685"/>
           </w:tcPr>
           <w:p>
             <w:r/>
@@ -597,7 +612,7 @@
         </w:tc>
         <w:tc>
           <w:tcPr>
-            <w:tcW w:type="dxa" w:w="3182"/>
+            <w:tcW w:type="dxa" w:w="3089"/>
           </w:tcPr>
           <w:p>
             <w:r/>
@@ -611,7 +626,7 @@
         </w:tc>
         <w:tc>
           <w:tcPr>
-            <w:tcW w:type="dxa" w:w="2340"/>
+            <w:tcW w:type="dxa" w:w="2246"/>
           </w:tcPr>
           <w:p>
             <w:r/>
@@ -639,20 +654,23 @@
         </w:tc>
       </w:tr>
       <w:tr>
-        <w:tc>
-          <w:tcPr>
-            <w:tcW w:type="dxa" w:w="1498"/>
-          </w:tcPr>
-          <w:p>
-            <w:r/>
-            <w:r>
-              <w:t>Product Test</w:t>
-            </w:r>
-          </w:p>
-        </w:tc>
-        <w:tc>
-          <w:tcPr>
-            <w:tcW w:type="dxa" w:w="3182"/>
+        <w:trPr>
+          <w:cantSplit/>
+        </w:trPr>
+        <w:tc>
+          <w:tcPr>
+            <w:tcW w:type="dxa" w:w="1685"/>
+          </w:tcPr>
+          <w:p>
+            <w:r/>
+            <w:r>
+              <w:t>Product Test ABE</w:t>
+            </w:r>
+          </w:p>
+        </w:tc>
+        <w:tc>
+          <w:tcPr>
+            <w:tcW w:type="dxa" w:w="3089"/>
           </w:tcPr>
           <w:p>
             <w:r/>
@@ -663,7 +681,7 @@
         </w:tc>
         <w:tc>
           <w:tcPr>
-            <w:tcW w:type="dxa" w:w="2340"/>
+            <w:tcW w:type="dxa" w:w="2246"/>
           </w:tcPr>
           <w:p>
             <w:r/>
@@ -756,7 +774,7 @@
               <w:rPr>
                 <w:b/>
               </w:rPr>
-              <w:t>Aggregate Function Level 1</w:t>
+              <w:t>Aggregate Function L1</w:t>
             </w:r>
           </w:p>
         </w:tc>
@@ -770,7 +788,7 @@
               <w:rPr>
                 <w:b/>
               </w:rPr>
-              <w:t>Aggregate Function Level 2</w:t>
+              <w:t>Aggregate Function L2</w:t>
             </w:r>
           </w:p>
         </w:tc>
@@ -790,6 +808,9 @@
         </w:tc>
       </w:tr>
       <w:tr>
+        <w:trPr>
+          <w:cantSplit/>
+        </w:trPr>
         <w:tc>
           <w:tcPr>
             <w:tcW w:type="dxa" w:w="1123"/>
@@ -847,6 +868,9 @@
         </w:tc>
       </w:tr>
       <w:tr>
+        <w:trPr>
+          <w:cantSplit/>
+        </w:trPr>
         <w:tc>
           <w:tcPr>
             <w:tcW w:type="dxa" w:w="1123"/>
@@ -904,6 +928,9 @@
         </w:tc>
       </w:tr>
       <w:tr>
+        <w:trPr>
+          <w:cantSplit/>
+        </w:trPr>
         <w:tc>
           <w:tcPr>
             <w:tcW w:type="dxa" w:w="1123"/>
@@ -961,6 +988,9 @@
         </w:tc>
       </w:tr>
       <w:tr>
+        <w:trPr>
+          <w:cantSplit/>
+        </w:trPr>
         <w:tc>
           <w:tcPr>
             <w:tcW w:type="dxa" w:w="1123"/>
@@ -1018,6 +1048,9 @@
         </w:tc>
       </w:tr>
       <w:tr>
+        <w:trPr>
+          <w:cantSplit/>
+        </w:trPr>
         <w:tc>
           <w:tcPr>
             <w:tcW w:type="dxa" w:w="1123"/>
@@ -1075,6 +1108,9 @@
         </w:tc>
       </w:tr>
       <w:tr>
+        <w:trPr>
+          <w:cantSplit/>
+        </w:trPr>
         <w:tc>
           <w:tcPr>
             <w:tcW w:type="dxa" w:w="1123"/>
@@ -1337,6 +1373,9 @@
         </w:tc>
       </w:tr>
       <w:tr>
+        <w:trPr>
+          <w:cantSplit/>
+        </w:trPr>
         <w:tc>
           <w:tcPr>
             <w:tcW w:type="dxa" w:w="1030"/>
@@ -1405,6 +1444,9 @@
         </w:tc>
       </w:tr>
       <w:tr>
+        <w:trPr>
+          <w:cantSplit/>
+        </w:trPr>
         <w:tc>
           <w:tcPr>
             <w:tcW w:type="dxa" w:w="1030"/>
@@ -1473,6 +1515,9 @@
         </w:tc>
       </w:tr>
       <w:tr>
+        <w:trPr>
+          <w:cantSplit/>
+        </w:trPr>
         <w:tc>
           <w:tcPr>
             <w:tcW w:type="dxa" w:w="1030"/>
@@ -1541,6 +1586,9 @@
         </w:tc>
       </w:tr>
       <w:tr>
+        <w:trPr>
+          <w:cantSplit/>
+        </w:trPr>
         <w:tc>
           <w:tcPr>
             <w:tcW w:type="dxa" w:w="1030"/>
@@ -1775,6 +1823,9 @@
         </w:tc>
       </w:tr>
       <w:tr>
+        <w:trPr>
+          <w:cantSplit/>
+        </w:trPr>
         <w:tc>
           <w:tcPr>
             <w:tcW w:type="dxa" w:w="936"/>
@@ -1843,6 +1894,9 @@
         </w:tc>
       </w:tr>
       <w:tr>
+        <w:trPr>
+          <w:cantSplit/>
+        </w:trPr>
         <w:tc>
           <w:tcPr>
             <w:tcW w:type="dxa" w:w="936"/>
@@ -1911,6 +1965,9 @@
         </w:tc>
       </w:tr>
       <w:tr>
+        <w:trPr>
+          <w:cantSplit/>
+        </w:trPr>
         <w:tc>
           <w:tcPr>
             <w:tcW w:type="dxa" w:w="936"/>
@@ -1979,6 +2036,9 @@
         </w:tc>
       </w:tr>
       <w:tr>
+        <w:trPr>
+          <w:cantSplit/>
+        </w:trPr>
         <w:tc>
           <w:tcPr>
             <w:tcW w:type="dxa" w:w="936"/>
@@ -2047,6 +2107,9 @@
         </w:tc>
       </w:tr>
       <w:tr>
+        <w:trPr>
+          <w:cantSplit/>
+        </w:trPr>
         <w:tc>
           <w:tcPr>
             <w:tcW w:type="dxa" w:w="936"/>
@@ -2115,6 +2178,9 @@
         </w:tc>
       </w:tr>
       <w:tr>
+        <w:trPr>
+          <w:cantSplit/>
+        </w:trPr>
         <w:tc>
           <w:tcPr>
             <w:tcW w:type="dxa" w:w="936"/>
@@ -2183,6 +2249,9 @@
         </w:tc>
       </w:tr>
       <w:tr>
+        <w:trPr>
+          <w:cantSplit/>
+        </w:trPr>
         <w:tc>
           <w:tcPr>
             <w:tcW w:type="dxa" w:w="936"/>
@@ -2251,6 +2320,9 @@
         </w:tc>
       </w:tr>
       <w:tr>
+        <w:trPr>
+          <w:cantSplit/>
+        </w:trPr>
         <w:tc>
           <w:tcPr>
             <w:tcW w:type="dxa" w:w="936"/>
@@ -2319,6 +2391,9 @@
         </w:tc>
       </w:tr>
       <w:tr>
+        <w:trPr>
+          <w:cantSplit/>
+        </w:trPr>
         <w:tc>
           <w:tcPr>
             <w:tcW w:type="dxa" w:w="936"/>
@@ -2387,6 +2462,9 @@
         </w:tc>
       </w:tr>
       <w:tr>
+        <w:trPr>
+          <w:cantSplit/>
+        </w:trPr>
         <w:tc>
           <w:tcPr>
             <w:tcW w:type="dxa" w:w="936"/>
@@ -2455,6 +2533,9 @@
         </w:tc>
       </w:tr>
       <w:tr>
+        <w:trPr>
+          <w:cantSplit/>
+        </w:trPr>
         <w:tc>
           <w:tcPr>
             <w:tcW w:type="dxa" w:w="936"/>
@@ -2523,6 +2604,9 @@
         </w:tc>
       </w:tr>
       <w:tr>
+        <w:trPr>
+          <w:cantSplit/>
+        </w:trPr>
         <w:tc>
           <w:tcPr>
             <w:tcW w:type="dxa" w:w="936"/>
@@ -2591,6 +2675,9 @@
         </w:tc>
       </w:tr>
       <w:tr>
+        <w:trPr>
+          <w:cantSplit/>
+        </w:trPr>
         <w:tc>
           <w:tcPr>
             <w:tcW w:type="dxa" w:w="936"/>
@@ -2659,6 +2746,9 @@
         </w:tc>
       </w:tr>
       <w:tr>
+        <w:trPr>
+          <w:cantSplit/>
+        </w:trPr>
         <w:tc>
           <w:tcPr>
             <w:tcW w:type="dxa" w:w="936"/>
@@ -2727,6 +2817,9 @@
         </w:tc>
       </w:tr>
       <w:tr>
+        <w:trPr>
+          <w:cantSplit/>
+        </w:trPr>
         <w:tc>
           <w:tcPr>
             <w:tcW w:type="dxa" w:w="936"/>
@@ -2795,6 +2888,9 @@
         </w:tc>
       </w:tr>
       <w:tr>
+        <w:trPr>
+          <w:cantSplit/>
+        </w:trPr>
         <w:tc>
           <w:tcPr>
             <w:tcW w:type="dxa" w:w="936"/>
@@ -2863,6 +2959,9 @@
         </w:tc>
       </w:tr>
       <w:tr>
+        <w:trPr>
+          <w:cantSplit/>
+        </w:trPr>
         <w:tc>
           <w:tcPr>
             <w:tcW w:type="dxa" w:w="936"/>
@@ -3065,6 +3164,9 @@
         </w:tc>
       </w:tr>
       <w:tr>
+        <w:trPr>
+          <w:cantSplit/>
+        </w:trPr>
         <w:tc>
           <w:tcPr>
             <w:tcW w:type="dxa" w:w="1404"/>
@@ -3257,6 +3359,9 @@
         </w:tc>
       </w:tr>
       <w:tr>
+        <w:trPr>
+          <w:cantSplit/>
+        </w:trPr>
         <w:tc>
           <w:tcPr>
             <w:tcW w:type="dxa" w:w="1310"/>
@@ -3298,6 +3403,9 @@
         </w:tc>
       </w:tr>
       <w:tr>
+        <w:trPr>
+          <w:cantSplit/>
+        </w:trPr>
         <w:tc>
           <w:tcPr>
             <w:tcW w:type="dxa" w:w="1310"/>
@@ -3345,6 +3453,9 @@
         </w:tc>
       </w:tr>
       <w:tr>
+        <w:trPr>
+          <w:cantSplit/>
+        </w:trPr>
         <w:tc>
           <w:tcPr>
             <w:tcW w:type="dxa" w:w="1310"/>
@@ -3513,6 +3624,9 @@
         </w:tc>
       </w:tr>
       <w:tr>
+        <w:trPr>
+          <w:cantSplit/>
+        </w:trPr>
         <w:tc>
           <w:tcPr>
             <w:tcW w:type="dxa" w:w="5990"/>
@@ -3537,6 +3651,9 @@
         </w:tc>
       </w:tr>
       <w:tr>
+        <w:trPr>
+          <w:cantSplit/>
+        </w:trPr>
         <w:tc>
           <w:tcPr>
             <w:tcW w:type="dxa" w:w="5990"/>
@@ -3561,6 +3678,9 @@
         </w:tc>
       </w:tr>
       <w:tr>
+        <w:trPr>
+          <w:cantSplit/>
+        </w:trPr>
         <w:tc>
           <w:tcPr>
             <w:tcW w:type="dxa" w:w="5990"/>
@@ -3771,6 +3891,9 @@
         </w:tc>
       </w:tr>
       <w:tr>
+        <w:trPr>
+          <w:cantSplit/>
+        </w:trPr>
         <w:tc>
           <w:tcPr>
             <w:tcW w:type="dxa" w:w="1872"/>
@@ -3817,6 +3940,9 @@
         </w:tc>
       </w:tr>
       <w:tr>
+        <w:trPr>
+          <w:cantSplit/>
+        </w:trPr>
         <w:tc>
           <w:tcPr>
             <w:tcW w:type="dxa" w:w="1872"/>
@@ -3863,6 +3989,9 @@
         </w:tc>
       </w:tr>
       <w:tr>
+        <w:trPr>
+          <w:cantSplit/>
+        </w:trPr>
         <w:tc>
           <w:tcPr>
             <w:tcW w:type="dxa" w:w="1872"/>
@@ -3909,6 +4038,9 @@
         </w:tc>
       </w:tr>
       <w:tr>
+        <w:trPr>
+          <w:cantSplit/>
+        </w:trPr>
         <w:tc>
           <w:tcPr>
             <w:tcW w:type="dxa" w:w="1872"/>
@@ -3955,6 +4087,9 @@
         </w:tc>
       </w:tr>
       <w:tr>
+        <w:trPr>
+          <w:cantSplit/>
+        </w:trPr>
         <w:tc>
           <w:tcPr>
             <w:tcW w:type="dxa" w:w="1872"/>
@@ -4093,6 +4228,9 @@
         </w:tc>
       </w:tr>
       <w:tr>
+        <w:trPr>
+          <w:cantSplit/>
+        </w:trPr>
         <w:tc>
           <w:tcPr>
             <w:tcW w:type="dxa" w:w="1872"/>
@@ -4139,6 +4277,9 @@
         </w:tc>
       </w:tr>
       <w:tr>
+        <w:trPr>
+          <w:cantSplit/>
+        </w:trPr>
         <w:tc>
           <w:tcPr>
             <w:tcW w:type="dxa" w:w="1872"/>
@@ -4185,6 +4326,9 @@
         </w:tc>
       </w:tr>
       <w:tr>
+        <w:trPr>
+          <w:cantSplit/>
+        </w:trPr>
         <w:tc>
           <w:tcPr>
             <w:tcW w:type="dxa" w:w="1872"/>
@@ -4231,6 +4375,9 @@
         </w:tc>
       </w:tr>
       <w:tr>
+        <w:trPr>
+          <w:cantSplit/>
+        </w:trPr>
         <w:tc>
           <w:tcPr>
             <w:tcW w:type="dxa" w:w="1872"/>
@@ -4359,6 +4506,9 @@
         </w:tc>
       </w:tr>
       <w:tr>
+        <w:trPr>
+          <w:cantSplit/>
+        </w:trPr>
         <w:tc>
           <w:tcPr>
             <w:tcW w:type="dxa" w:w="4118"/>
@@ -4394,6 +4544,9 @@
         </w:tc>
       </w:tr>
       <w:tr>
+        <w:trPr>
+          <w:cantSplit/>
+        </w:trPr>
         <w:tc>
           <w:tcPr>
             <w:tcW w:type="dxa" w:w="4118"/>
@@ -4429,6 +4582,9 @@
         </w:tc>
       </w:tr>
       <w:tr>
+        <w:trPr>
+          <w:cantSplit/>
+        </w:trPr>
         <w:tc>
           <w:tcPr>
             <w:tcW w:type="dxa" w:w="4118"/>
@@ -4464,6 +4620,9 @@
         </w:tc>
       </w:tr>
       <w:tr>
+        <w:trPr>
+          <w:cantSplit/>
+        </w:trPr>
         <w:tc>
           <w:tcPr>
             <w:tcW w:type="dxa" w:w="4118"/>
@@ -4499,6 +4658,9 @@
         </w:tc>
       </w:tr>
       <w:tr>
+        <w:trPr>
+          <w:cantSplit/>
+        </w:trPr>
         <w:tc>
           <w:tcPr>
             <w:tcW w:type="dxa" w:w="4118"/>
@@ -4534,6 +4696,9 @@
         </w:tc>
       </w:tr>
       <w:tr>
+        <w:trPr>
+          <w:cantSplit/>
+        </w:trPr>
         <w:tc>
           <w:tcPr>
             <w:tcW w:type="dxa" w:w="4118"/>
@@ -4569,6 +4734,9 @@
         </w:tc>
       </w:tr>
       <w:tr>
+        <w:trPr>
+          <w:cantSplit/>
+        </w:trPr>
         <w:tc>
           <w:tcPr>
             <w:tcW w:type="dxa" w:w="4118"/>
@@ -4604,6 +4772,9 @@
         </w:tc>
       </w:tr>
       <w:tr>
+        <w:trPr>
+          <w:cantSplit/>
+        </w:trPr>
         <w:tc>
           <w:tcPr>
             <w:tcW w:type="dxa" w:w="4118"/>
@@ -4639,6 +4810,9 @@
         </w:tc>
       </w:tr>
       <w:tr>
+        <w:trPr>
+          <w:cantSplit/>
+        </w:trPr>
         <w:tc>
           <w:tcPr>
             <w:tcW w:type="dxa" w:w="4118"/>
@@ -4674,6 +4848,9 @@
         </w:tc>
       </w:tr>
       <w:tr>
+        <w:trPr>
+          <w:cantSplit/>
+        </w:trPr>
         <w:tc>
           <w:tcPr>
             <w:tcW w:type="dxa" w:w="4118"/>
@@ -4709,6 +4886,9 @@
         </w:tc>
       </w:tr>
       <w:tr>
+        <w:trPr>
+          <w:cantSplit/>
+        </w:trPr>
         <w:tc>
           <w:tcPr>
             <w:tcW w:type="dxa" w:w="4118"/>
